--- a/data/Pediatrics/iron deficiency anemia_.docx
+++ b/data/Pediatrics/iron deficiency anemia_.docx
@@ -96,19 +96,14 @@
         </w:rPr>
       </w:pPr>
       <w:r>
-        <w:rPr>
-          <w:lang w:val="en-US"/>
-        </w:rPr>
-        <w:t>100–140 g/</w:t>
-      </w:r>
-      <w:proofErr w:type="gramStart"/>
-      <w:r>
-        <w:rPr>
-          <w:lang w:val="en-US"/>
-        </w:rPr>
-        <w:t>l;</w:t>
-      </w:r>
-      <w:proofErr w:type="gramEnd"/>
+        <w:t xml:space="preserve">[ ] </w:t>
+      </w:r>
+      <w:r>
+        <w:rPr>
+          <w:lang w:val="en-US"/>
+        </w:rPr>
+        <w:t>100–140 g/l</w:t>
+      </w:r>
     </w:p>
     <w:p>
       <w:pPr>
@@ -126,19 +121,14 @@
         </w:rPr>
       </w:pPr>
       <w:r>
-        <w:rPr>
-          <w:lang w:val="en-US"/>
-        </w:rPr>
-        <w:t>110–130 g/</w:t>
-      </w:r>
-      <w:proofErr w:type="gramStart"/>
-      <w:r>
-        <w:rPr>
-          <w:lang w:val="en-US"/>
-        </w:rPr>
-        <w:t>l;</w:t>
-      </w:r>
-      <w:proofErr w:type="gramEnd"/>
+        <w:t xml:space="preserve">[ ] </w:t>
+      </w:r>
+      <w:r>
+        <w:rPr>
+          <w:lang w:val="en-US"/>
+        </w:rPr>
+        <w:t>110–130 g/l</w:t>
+      </w:r>
     </w:p>
     <w:p>
       <w:pPr>
@@ -156,19 +146,14 @@
         </w:rPr>
       </w:pPr>
       <w:r>
-        <w:rPr>
-          <w:lang w:val="en-US"/>
-        </w:rPr>
-        <w:t>120–140 g/</w:t>
-      </w:r>
-      <w:proofErr w:type="gramStart"/>
-      <w:r>
-        <w:rPr>
-          <w:lang w:val="en-US"/>
-        </w:rPr>
-        <w:t>l;</w:t>
-      </w:r>
-      <w:proofErr w:type="gramEnd"/>
+        <w:t xml:space="preserve">[ ] </w:t>
+      </w:r>
+      <w:r>
+        <w:rPr>
+          <w:lang w:val="en-US"/>
+        </w:rPr>
+        <w:t>120–140 g/l</w:t>
+      </w:r>
     </w:p>
     <w:p>
       <w:pPr>
@@ -186,19 +171,14 @@
         </w:rPr>
       </w:pPr>
       <w:r>
-        <w:rPr>
-          <w:lang w:val="en-US"/>
-        </w:rPr>
-        <w:t>140–160 g/</w:t>
-      </w:r>
-      <w:proofErr w:type="gramStart"/>
-      <w:r>
-        <w:rPr>
-          <w:lang w:val="en-US"/>
-        </w:rPr>
-        <w:t>l;</w:t>
-      </w:r>
-      <w:proofErr w:type="gramEnd"/>
+        <w:t xml:space="preserve">[ ] </w:t>
+      </w:r>
+      <w:r>
+        <w:rPr>
+          <w:lang w:val="en-US"/>
+        </w:rPr>
+        <w:t>140–160 g/l</w:t>
+      </w:r>
     </w:p>
     <w:p>
       <w:pPr>
@@ -216,6 +196,9 @@
         </w:rPr>
       </w:pPr>
       <w:r>
+        <w:t xml:space="preserve">[x] </w:t>
+      </w:r>
+      <w:r>
         <w:rPr>
           <w:lang w:val="en-US"/>
         </w:rPr>
@@ -294,14 +277,15 @@
           <w:lang w:val="en-US"/>
         </w:rPr>
       </w:pPr>
-      <w:proofErr w:type="gramStart"/>
-      <w:r>
-        <w:rPr>
-          <w:lang w:val="en-US"/>
-        </w:rPr>
-        <w:t>90;</w:t>
-      </w:r>
-      <w:proofErr w:type="gramEnd"/>
+      <w:r>
+        <w:t xml:space="preserve">[ ] </w:t>
+      </w:r>
+      <w:r>
+        <w:rPr>
+          <w:lang w:val="en-US"/>
+        </w:rPr>
+        <w:t>90</w:t>
+      </w:r>
     </w:p>
     <w:p>
       <w:pPr>
@@ -318,14 +302,15 @@
           <w:lang w:val="en-US"/>
         </w:rPr>
       </w:pPr>
-      <w:proofErr w:type="gramStart"/>
-      <w:r>
-        <w:rPr>
-          <w:lang w:val="en-US"/>
-        </w:rPr>
-        <w:t>100;</w:t>
-      </w:r>
-      <w:proofErr w:type="gramEnd"/>
+      <w:r>
+        <w:t xml:space="preserve">[ ] </w:t>
+      </w:r>
+      <w:r>
+        <w:rPr>
+          <w:lang w:val="en-US"/>
+        </w:rPr>
+        <w:t>100</w:t>
+      </w:r>
     </w:p>
     <w:p>
       <w:pPr>
@@ -342,14 +327,15 @@
           <w:lang w:val="en-US"/>
         </w:rPr>
       </w:pPr>
-      <w:proofErr w:type="gramStart"/>
-      <w:r>
-        <w:rPr>
-          <w:lang w:val="en-US"/>
-        </w:rPr>
-        <w:t>110;</w:t>
-      </w:r>
-      <w:proofErr w:type="gramEnd"/>
+      <w:r>
+        <w:t xml:space="preserve">[x] </w:t>
+      </w:r>
+      <w:r>
+        <w:rPr>
+          <w:lang w:val="en-US"/>
+        </w:rPr>
+        <w:t>110</w:t>
+      </w:r>
     </w:p>
     <w:p>
       <w:pPr>
@@ -365,11 +351,15 @@
         <w:ind w:left="1080" w:hanging="360"/>
         <w:jc w:val="both"/>
       </w:pPr>
-      <w:proofErr w:type="gramStart"/>
-      <w:r>
-        <w:t>120;</w:t>
-      </w:r>
-      <w:proofErr w:type="gramEnd"/>
+      <w:r>
+        <w:rPr>
+          <w:lang w:val="ru-RU"/>
+        </w:rPr>
+        <w:t xml:space="preserve">[ ] </w:t>
+      </w:r>
+      <w:r>
+        <w:t>120</w:t>
+      </w:r>
     </w:p>
     <w:p>
       <w:pPr>
@@ -387,6 +377,9 @@
         </w:rPr>
       </w:pPr>
       <w:r>
+        <w:t xml:space="preserve">[ ] </w:t>
+      </w:r>
+      <w:r>
         <w:rPr>
           <w:lang w:val="en-US"/>
         </w:rPr>
@@ -441,21 +434,7 @@
         <w:rPr>
           <w:lang w:val="en-US"/>
         </w:rPr>
-        <w:t xml:space="preserve">Choose the most common cause </w:t>
-      </w:r>
-      <w:proofErr w:type="gramStart"/>
-      <w:r>
-        <w:rPr>
-          <w:lang w:val="en-US"/>
-        </w:rPr>
-        <w:t>of  iron</w:t>
-      </w:r>
-      <w:proofErr w:type="gramEnd"/>
-      <w:r>
-        <w:rPr>
-          <w:lang w:val="en-US"/>
-        </w:rPr>
-        <w:t xml:space="preserve"> deficiency anemia in early childhood</w:t>
+        <w:t>Choose the most common cause of  iron deficiency anemia in early childhood</w:t>
       </w:r>
       <w:r>
         <w:rPr>
@@ -481,6 +460,9 @@
         </w:rPr>
       </w:pPr>
       <w:r>
+        <w:t xml:space="preserve">[ ] </w:t>
+      </w:r>
+      <w:r>
         <w:rPr>
           <w:lang w:val="en-US"/>
         </w:rPr>
@@ -507,6 +489,12 @@
         <w:rPr>
           <w:lang w:val="en-US"/>
         </w:rPr>
+        <w:t xml:space="preserve">[x] </w:t>
+      </w:r>
+      <w:r>
+        <w:rPr>
+          <w:lang w:val="en-US"/>
+        </w:rPr>
         <w:t>inadequate dietary iron intake</w:t>
       </w:r>
     </w:p>
@@ -527,6 +515,9 @@
         </w:rPr>
       </w:pPr>
       <w:r>
+        <w:t xml:space="preserve">[ ] </w:t>
+      </w:r>
+      <w:r>
         <w:rPr>
           <w:lang w:val="en-US"/>
         </w:rPr>
@@ -553,6 +544,12 @@
         <w:rPr>
           <w:lang w:val="en-US"/>
         </w:rPr>
+        <w:t xml:space="preserve">[ ] </w:t>
+      </w:r>
+      <w:r>
+        <w:rPr>
+          <w:lang w:val="en-US"/>
+        </w:rPr>
         <w:t>disorders</w:t>
       </w:r>
       <w:r>
@@ -590,6 +587,9 @@
           <w:lang w:val="en-US"/>
         </w:rPr>
       </w:pPr>
+      <w:r>
+        <w:t xml:space="preserve">[ ] </w:t>
+      </w:r>
       <w:r>
         <w:rPr>
           <w:lang w:val="en-US"/>
@@ -698,6 +698,13 @@
       </w:pPr>
       <w:r>
         <w:rPr>
+          <w:iCs/>
+          <w:lang w:val="en-US"/>
+        </w:rPr>
+        <w:t xml:space="preserve">[ ] </w:t>
+      </w:r>
+      <w:r>
+        <w:rPr>
           <w:rStyle w:val="Accentuation"/>
           <w:i w:val="0"/>
           <w:lang w:val="en-US"/>
@@ -738,6 +745,9 @@
         </w:rPr>
       </w:pPr>
       <w:r>
+        <w:t xml:space="preserve">[ ] </w:t>
+      </w:r>
+      <w:r>
         <w:rPr>
           <w:lang w:val="en-US"/>
         </w:rPr>
@@ -776,16 +786,20 @@
         <w:rPr>
           <w:lang w:val="en-US"/>
         </w:rPr>
+        <w:t xml:space="preserve">[x] </w:t>
+      </w:r>
+      <w:r>
+        <w:rPr>
+          <w:lang w:val="en-US"/>
+        </w:rPr>
         <w:t xml:space="preserve">low serum levels of ferritin or </w:t>
       </w:r>
-      <w:proofErr w:type="gramStart"/>
       <w:r>
         <w:rPr>
           <w:lang w:val="en-US"/>
         </w:rPr>
         <w:t>transferrin</w:t>
       </w:r>
-      <w:proofErr w:type="gramEnd"/>
       <w:r>
         <w:rPr>
           <w:lang w:val="en-US"/>
@@ -810,6 +824,9 @@
         </w:rPr>
       </w:pPr>
       <w:r>
+        <w:t xml:space="preserve">[ ] </w:t>
+      </w:r>
+      <w:r>
         <w:rPr>
           <w:lang w:val="en-US"/>
         </w:rPr>
@@ -836,6 +853,12 @@
         <w:rPr>
           <w:lang w:val="en-US"/>
         </w:rPr>
+        <w:t xml:space="preserve">[ ] </w:t>
+      </w:r>
+      <w:r>
+        <w:rPr>
+          <w:lang w:val="en-US"/>
+        </w:rPr>
         <w:t xml:space="preserve">intensive </w:t>
       </w:r>
       <w:r>
@@ -924,21 +947,7 @@
         <w:rPr>
           <w:lang w:val="en-US"/>
         </w:rPr>
-        <w:t xml:space="preserve"> characteristic </w:t>
-      </w:r>
-      <w:proofErr w:type="gramStart"/>
-      <w:r>
-        <w:rPr>
-          <w:lang w:val="en-US"/>
-        </w:rPr>
-        <w:t>for</w:t>
-      </w:r>
-      <w:proofErr w:type="gramEnd"/>
-      <w:r>
-        <w:rPr>
-          <w:lang w:val="en-US"/>
-        </w:rPr>
-        <w:t xml:space="preserve"> iron deficiency anemia</w:t>
+        <w:t xml:space="preserve"> characteristic for iron deficiency anemia</w:t>
       </w:r>
       <w:r>
         <w:rPr>
@@ -964,6 +973,9 @@
         </w:rPr>
       </w:pPr>
       <w:r>
+        <w:t xml:space="preserve">[ ] </w:t>
+      </w:r>
+      <w:r>
         <w:rPr>
           <w:lang w:val="en-US"/>
         </w:rPr>
@@ -993,6 +1005,9 @@
         </w:rPr>
       </w:pPr>
       <w:r>
+        <w:t xml:space="preserve">[ ] </w:t>
+      </w:r>
+      <w:r>
         <w:rPr>
           <w:lang w:val="en-US"/>
         </w:rPr>
@@ -1022,6 +1037,9 @@
         </w:rPr>
       </w:pPr>
       <w:r>
+        <w:t xml:space="preserve">[ ] </w:t>
+      </w:r>
+      <w:r>
         <w:rPr>
           <w:lang w:val="en-US"/>
         </w:rPr>
@@ -1054,6 +1072,12 @@
         <w:rPr>
           <w:lang w:val="en-US"/>
         </w:rPr>
+        <w:t xml:space="preserve">[ ] </w:t>
+      </w:r>
+      <w:r>
+        <w:rPr>
+          <w:lang w:val="en-US"/>
+        </w:rPr>
         <w:t>low</w:t>
       </w:r>
       <w:r>
@@ -1085,6 +1109,12 @@
           <w:lang w:val="en-US"/>
         </w:rPr>
       </w:pPr>
+      <w:r>
+        <w:rPr>
+          <w:lang w:val="en-US"/>
+        </w:rPr>
+        <w:t xml:space="preserve">[x] </w:t>
+      </w:r>
       <w:r>
         <w:rPr>
           <w:lang w:val="en-US"/>
@@ -1207,6 +1237,9 @@
         </w:rPr>
       </w:pPr>
       <w:r>
+        <w:t xml:space="preserve">[ ] </w:t>
+      </w:r>
+      <w:r>
         <w:rPr>
           <w:lang w:val="en-US"/>
         </w:rPr>
@@ -1235,6 +1268,9 @@
         </w:rPr>
       </w:pPr>
       <w:r>
+        <w:t xml:space="preserve">[ ] </w:t>
+      </w:r>
+      <w:r>
         <w:rPr>
           <w:lang w:val="en-US"/>
         </w:rPr>
@@ -1257,6 +1293,9 @@
         </w:rPr>
       </w:pPr>
       <w:r>
+        <w:t xml:space="preserve">[ ] </w:t>
+      </w:r>
+      <w:r>
         <w:rPr>
           <w:lang w:val="en-US"/>
         </w:rPr>
@@ -1279,6 +1318,9 @@
         </w:rPr>
       </w:pPr>
       <w:r>
+        <w:t xml:space="preserve">[x] </w:t>
+      </w:r>
+      <w:r>
         <w:rPr>
           <w:lang w:val="en-US"/>
         </w:rPr>
@@ -1301,6 +1343,9 @@
         </w:rPr>
       </w:pPr>
       <w:r>
+        <w:t xml:space="preserve">[ ] </w:t>
+      </w:r>
+      <w:r>
         <w:rPr>
           <w:lang w:val="en-US"/>
         </w:rPr>
@@ -1402,6 +1447,9 @@
         <w:textAlignment w:val="baseline"/>
       </w:pPr>
       <w:r>
+        <w:t xml:space="preserve">[ ] </w:t>
+      </w:r>
+      <w:r>
         <w:rPr>
           <w:lang w:val="en-US"/>
         </w:rPr>
@@ -1438,6 +1486,9 @@
       </w:pPr>
       <w:r>
         <w:lastRenderedPageBreak/>
+        <w:t xml:space="preserve">[x] </w:t>
+      </w:r>
+      <w:r>
         <w:t>iron deficien</w:t>
       </w:r>
       <w:r>
@@ -1464,6 +1515,9 @@
         <w:textAlignment w:val="baseline"/>
       </w:pPr>
       <w:r>
+        <w:t xml:space="preserve">[ ] </w:t>
+      </w:r>
+      <w:r>
         <w:rPr>
           <w:lang w:val="en-US"/>
         </w:rPr>
@@ -1484,12 +1538,14 @@
         <w:textAlignment w:val="baseline"/>
       </w:pPr>
       <w:r>
+        <w:t xml:space="preserve">[ ] </w:t>
+      </w:r>
+      <w:r>
         <w:rPr>
           <w:lang w:val="en-US"/>
         </w:rPr>
         <w:t xml:space="preserve">bone marrow </w:t>
       </w:r>
-      <w:proofErr w:type="spellStart"/>
       <w:r>
         <w:t>aplas</w:t>
       </w:r>
@@ -1497,21 +1553,288 @@
         <w:rPr>
           <w:lang w:val="en-US"/>
         </w:rPr>
-        <w:t>ia</w:t>
-      </w:r>
-      <w:proofErr w:type="spellEnd"/>
+        <w:t xml:space="preserve">ia </w:t>
+      </w:r>
+    </w:p>
+    <w:p>
+      <w:pPr>
+        <w:numPr>
+          <w:ilvl w:val="0"/>
+          <w:numId w:val="40"/>
+        </w:numPr>
+        <w:overflowPunct w:val="0"/>
+        <w:autoSpaceDE w:val="0"/>
+        <w:autoSpaceDN w:val="0"/>
+        <w:adjustRightInd w:val="0"/>
+        <w:ind w:left="1080"/>
+        <w:textAlignment w:val="baseline"/>
+      </w:pPr>
+      <w:r>
+        <w:t xml:space="preserve">[ ] </w:t>
+      </w:r>
+      <w:r>
+        <w:rPr>
+          <w:lang w:val="en-US"/>
+        </w:rPr>
+        <w:t>congenital d</w:t>
+      </w:r>
+      <w:r>
+        <w:rPr>
+          <w:lang w:val="en-US"/>
+        </w:rPr>
+        <w:t>i</w:t>
+      </w:r>
+      <w:r>
+        <w:rPr>
+          <w:lang w:val="en-US"/>
+        </w:rPr>
+        <w:t>serythropoiesis</w:t>
+      </w:r>
+    </w:p>
+    <w:p>
+      <w:pPr>
+        <w:tabs>
+          <w:tab w:val="left" w:pos="720"/>
+        </w:tabs>
+        <w:jc w:val="both"/>
+        <w:rPr>
+          <w:lang w:val="en-US"/>
+        </w:rPr>
+      </w:pPr>
+    </w:p>
+    <w:p>
+      <w:pPr>
+        <w:tabs>
+          <w:tab w:val="left" w:pos="720"/>
+        </w:tabs>
+        <w:jc w:val="both"/>
+        <w:rPr>
+          <w:lang w:val="en-US"/>
+        </w:rPr>
+      </w:pPr>
+      <w:r>
+        <w:rPr>
+          <w:b/>
+          <w:lang w:val="en-US"/>
+        </w:rPr>
+        <w:t>CS</w:t>
+      </w:r>
+    </w:p>
+    <w:p>
+      <w:pPr>
+        <w:numPr>
+          <w:ilvl w:val="0"/>
+          <w:numId w:val="4"/>
+        </w:numPr>
+        <w:tabs>
+          <w:tab w:val="left" w:pos="0"/>
+        </w:tabs>
+        <w:ind w:left="360" w:hanging="360"/>
+        <w:jc w:val="both"/>
+        <w:rPr>
+          <w:lang w:val="en-US"/>
+        </w:rPr>
+      </w:pPr>
+      <w:r>
+        <w:rPr>
+          <w:lang w:val="en-US"/>
+        </w:rPr>
+        <w:t>Select the food</w:t>
+      </w:r>
+      <w:r>
+        <w:rPr>
+          <w:lang w:val="en-US"/>
+        </w:rPr>
+        <w:t xml:space="preserve"> which is the source of haem</w:t>
+      </w:r>
+      <w:r>
+        <w:rPr>
+          <w:lang w:val="en-US"/>
+        </w:rPr>
+        <w:t xml:space="preserve"> iron:</w:t>
+      </w:r>
+    </w:p>
+    <w:p>
+      <w:pPr>
+        <w:numPr>
+          <w:ilvl w:val="0"/>
+          <w:numId w:val="41"/>
+        </w:numPr>
+        <w:overflowPunct w:val="0"/>
+        <w:autoSpaceDE w:val="0"/>
+        <w:autoSpaceDN w:val="0"/>
+        <w:adjustRightInd w:val="0"/>
+        <w:ind w:left="1080"/>
+        <w:textAlignment w:val="baseline"/>
+      </w:pPr>
+      <w:r>
+        <w:t xml:space="preserve">[x] </w:t>
+      </w:r>
+      <w:r>
+        <w:t>meat</w:t>
+      </w:r>
+    </w:p>
+    <w:p>
+      <w:pPr>
+        <w:numPr>
+          <w:ilvl w:val="0"/>
+          <w:numId w:val="41"/>
+        </w:numPr>
+        <w:overflowPunct w:val="0"/>
+        <w:autoSpaceDE w:val="0"/>
+        <w:autoSpaceDN w:val="0"/>
+        <w:adjustRightInd w:val="0"/>
+        <w:ind w:left="1080"/>
+        <w:textAlignment w:val="baseline"/>
+      </w:pPr>
+      <w:r>
+        <w:t xml:space="preserve">[ ] </w:t>
+      </w:r>
+      <w:r>
+        <w:t>fruits</w:t>
+      </w:r>
+    </w:p>
+    <w:p>
+      <w:pPr>
+        <w:numPr>
+          <w:ilvl w:val="0"/>
+          <w:numId w:val="41"/>
+        </w:numPr>
+        <w:overflowPunct w:val="0"/>
+        <w:autoSpaceDE w:val="0"/>
+        <w:autoSpaceDN w:val="0"/>
+        <w:adjustRightInd w:val="0"/>
+        <w:ind w:left="1080"/>
+        <w:textAlignment w:val="baseline"/>
+      </w:pPr>
+      <w:r>
+        <w:t xml:space="preserve">[ ] </w:t>
+      </w:r>
+      <w:r>
+        <w:t>vegetables</w:t>
+      </w:r>
+    </w:p>
+    <w:p>
+      <w:pPr>
+        <w:numPr>
+          <w:ilvl w:val="0"/>
+          <w:numId w:val="41"/>
+        </w:numPr>
+        <w:overflowPunct w:val="0"/>
+        <w:autoSpaceDE w:val="0"/>
+        <w:autoSpaceDN w:val="0"/>
+        <w:adjustRightInd w:val="0"/>
+        <w:ind w:left="1080"/>
+        <w:textAlignment w:val="baseline"/>
+      </w:pPr>
+      <w:r>
+        <w:t xml:space="preserve">[ ] </w:t>
+      </w:r>
+      <w:r>
+        <w:t xml:space="preserve">cereals </w:t>
+      </w:r>
+    </w:p>
+    <w:p>
+      <w:pPr>
+        <w:numPr>
+          <w:ilvl w:val="0"/>
+          <w:numId w:val="41"/>
+        </w:numPr>
+        <w:overflowPunct w:val="0"/>
+        <w:autoSpaceDE w:val="0"/>
+        <w:autoSpaceDN w:val="0"/>
+        <w:adjustRightInd w:val="0"/>
+        <w:ind w:left="1080"/>
+        <w:textAlignment w:val="baseline"/>
+      </w:pPr>
+      <w:r>
+        <w:t xml:space="preserve">[ ] </w:t>
+      </w:r>
+      <w:r>
+        <w:t>milk</w:t>
+      </w:r>
       <w:r>
         <w:rPr>
           <w:lang w:val="en-US"/>
         </w:rPr>
         <w:t xml:space="preserve"> </w:t>
       </w:r>
-    </w:p>
-    <w:p>
-      <w:pPr>
-        <w:numPr>
-          <w:ilvl w:val="0"/>
-          <w:numId w:val="40"/>
+      <w:r>
+        <w:rPr>
+          <w:lang w:val="en-US"/>
+        </w:rPr>
+        <w:t>and dairy products</w:t>
+      </w:r>
+    </w:p>
+    <w:p>
+      <w:pPr>
+        <w:tabs>
+          <w:tab w:val="left" w:pos="720"/>
+        </w:tabs>
+        <w:jc w:val="both"/>
+        <w:rPr>
+          <w:lang w:val="en-US"/>
+        </w:rPr>
+      </w:pPr>
+    </w:p>
+    <w:p>
+      <w:pPr>
+        <w:tabs>
+          <w:tab w:val="left" w:pos="720"/>
+        </w:tabs>
+        <w:jc w:val="both"/>
+        <w:rPr>
+          <w:lang w:val="en-US"/>
+        </w:rPr>
+      </w:pPr>
+      <w:r>
+        <w:rPr>
+          <w:b/>
+          <w:lang w:val="en-US"/>
+        </w:rPr>
+        <w:t>CS</w:t>
+      </w:r>
+    </w:p>
+    <w:p>
+      <w:pPr>
+        <w:numPr>
+          <w:ilvl w:val="0"/>
+          <w:numId w:val="4"/>
+        </w:numPr>
+        <w:tabs>
+          <w:tab w:val="left" w:pos="0"/>
+        </w:tabs>
+        <w:ind w:left="360" w:hanging="360"/>
+        <w:jc w:val="both"/>
+        <w:rPr>
+          <w:lang w:val="en-US"/>
+        </w:rPr>
+      </w:pPr>
+      <w:r>
+        <w:rPr>
+          <w:lang w:val="en-US"/>
+        </w:rPr>
+        <w:t xml:space="preserve">Choose the feature that is </w:t>
+      </w:r>
+      <w:r>
+        <w:rPr>
+          <w:u w:val="single"/>
+          <w:lang w:val="en-US"/>
+        </w:rPr>
+        <w:t>not</w:t>
+      </w:r>
+      <w:r>
+        <w:rPr>
+          <w:lang w:val="en-US"/>
+        </w:rPr>
+        <w:t xml:space="preserve"> characteristic for B12 - deficiency anemia:</w:t>
+      </w:r>
+    </w:p>
+    <w:p>
+      <w:pPr>
+        <w:numPr>
+          <w:ilvl w:val="0"/>
+          <w:numId w:val="42"/>
         </w:numPr>
         <w:overflowPunct w:val="0"/>
         <w:autoSpaceDE w:val="0"/>
@@ -1521,108 +1844,20 @@
         <w:textAlignment w:val="baseline"/>
       </w:pPr>
       <w:r>
-        <w:rPr>
-          <w:lang w:val="en-US"/>
-        </w:rPr>
-        <w:t xml:space="preserve">congenital </w:t>
-      </w:r>
-      <w:proofErr w:type="spellStart"/>
-      <w:r>
-        <w:rPr>
-          <w:lang w:val="en-US"/>
-        </w:rPr>
-        <w:t>d</w:t>
-      </w:r>
-      <w:r>
-        <w:rPr>
-          <w:lang w:val="en-US"/>
-        </w:rPr>
-        <w:t>i</w:t>
-      </w:r>
-      <w:r>
-        <w:rPr>
-          <w:lang w:val="en-US"/>
-        </w:rPr>
-        <w:t>serythropoiesis</w:t>
-      </w:r>
-      <w:proofErr w:type="spellEnd"/>
-    </w:p>
-    <w:p>
-      <w:pPr>
-        <w:tabs>
-          <w:tab w:val="left" w:pos="720"/>
-        </w:tabs>
-        <w:jc w:val="both"/>
-        <w:rPr>
-          <w:lang w:val="en-US"/>
-        </w:rPr>
-      </w:pPr>
-    </w:p>
-    <w:p>
-      <w:pPr>
-        <w:tabs>
-          <w:tab w:val="left" w:pos="720"/>
-        </w:tabs>
-        <w:jc w:val="both"/>
-        <w:rPr>
-          <w:lang w:val="en-US"/>
-        </w:rPr>
-      </w:pPr>
-      <w:r>
-        <w:rPr>
-          <w:b/>
-          <w:lang w:val="en-US"/>
-        </w:rPr>
-        <w:t>CS</w:t>
-      </w:r>
-    </w:p>
-    <w:p>
-      <w:pPr>
-        <w:numPr>
-          <w:ilvl w:val="0"/>
-          <w:numId w:val="4"/>
-        </w:numPr>
-        <w:tabs>
-          <w:tab w:val="left" w:pos="0"/>
-        </w:tabs>
-        <w:ind w:left="360" w:hanging="360"/>
-        <w:jc w:val="both"/>
-        <w:rPr>
-          <w:lang w:val="en-US"/>
-        </w:rPr>
-      </w:pPr>
-      <w:r>
-        <w:rPr>
-          <w:lang w:val="en-US"/>
-        </w:rPr>
-        <w:t>Select the food</w:t>
-      </w:r>
-      <w:r>
-        <w:rPr>
-          <w:lang w:val="en-US"/>
-        </w:rPr>
-        <w:t xml:space="preserve"> which is the source of </w:t>
-      </w:r>
-      <w:proofErr w:type="spellStart"/>
-      <w:r>
-        <w:rPr>
-          <w:lang w:val="en-US"/>
-        </w:rPr>
-        <w:t>haem</w:t>
-      </w:r>
-      <w:proofErr w:type="spellEnd"/>
-      <w:r>
-        <w:rPr>
-          <w:lang w:val="en-US"/>
-        </w:rPr>
-        <w:t xml:space="preserve"> iron:</w:t>
-      </w:r>
-    </w:p>
-    <w:p>
-      <w:pPr>
-        <w:numPr>
-          <w:ilvl w:val="0"/>
-          <w:numId w:val="41"/>
+        <w:t xml:space="preserve">[ ] </w:t>
+      </w:r>
+      <w:r>
+        <w:t xml:space="preserve">megaloblastic type </w:t>
+      </w:r>
+      <w:r>
+        <w:t>of hematopoiesis</w:t>
+      </w:r>
+    </w:p>
+    <w:p>
+      <w:pPr>
+        <w:numPr>
+          <w:ilvl w:val="0"/>
+          <w:numId w:val="42"/>
         </w:numPr>
         <w:overflowPunct w:val="0"/>
         <w:autoSpaceDE w:val="0"/>
@@ -1630,16 +1865,40 @@
         <w:adjustRightInd w:val="0"/>
         <w:ind w:left="1080"/>
         <w:textAlignment w:val="baseline"/>
-      </w:pPr>
-      <w:r>
-        <w:t>meat</w:t>
-      </w:r>
-    </w:p>
-    <w:p>
-      <w:pPr>
-        <w:numPr>
-          <w:ilvl w:val="0"/>
-          <w:numId w:val="41"/>
+        <w:rPr>
+          <w:lang w:val="en-US"/>
+        </w:rPr>
+      </w:pPr>
+      <w:r>
+        <w:rPr>
+          <w:lang w:val="en-US"/>
+        </w:rPr>
+        <w:t xml:space="preserve">[ ] </w:t>
+      </w:r>
+      <w:r>
+        <w:rPr>
+          <w:lang w:val="en-US"/>
+        </w:rPr>
+        <w:t>disorder of  the intrinsic factor (</w:t>
+      </w:r>
+      <w:r>
+        <w:rPr>
+          <w:lang w:val="en-US"/>
+        </w:rPr>
+        <w:t>C</w:t>
+      </w:r>
+      <w:r>
+        <w:rPr>
+          <w:lang w:val="en-US"/>
+        </w:rPr>
+        <w:t>astle factor) secretion</w:t>
+      </w:r>
+    </w:p>
+    <w:p>
+      <w:pPr>
+        <w:numPr>
+          <w:ilvl w:val="0"/>
+          <w:numId w:val="42"/>
         </w:numPr>
         <w:overflowPunct w:val="0"/>
         <w:autoSpaceDE w:val="0"/>
@@ -1647,246 +1906,17 @@
         <w:adjustRightInd w:val="0"/>
         <w:ind w:left="1080"/>
         <w:textAlignment w:val="baseline"/>
-      </w:pPr>
-      <w:r>
-        <w:t>fruits</w:t>
-      </w:r>
-    </w:p>
-    <w:p>
-      <w:pPr>
-        <w:numPr>
-          <w:ilvl w:val="0"/>
-          <w:numId w:val="41"/>
-        </w:numPr>
-        <w:overflowPunct w:val="0"/>
-        <w:autoSpaceDE w:val="0"/>
-        <w:autoSpaceDN w:val="0"/>
-        <w:adjustRightInd w:val="0"/>
-        <w:ind w:left="1080"/>
-        <w:textAlignment w:val="baseline"/>
-      </w:pPr>
-      <w:r>
-        <w:t>vegetables</w:t>
-      </w:r>
-    </w:p>
-    <w:p>
-      <w:pPr>
-        <w:numPr>
-          <w:ilvl w:val="0"/>
-          <w:numId w:val="41"/>
-        </w:numPr>
-        <w:overflowPunct w:val="0"/>
-        <w:autoSpaceDE w:val="0"/>
-        <w:autoSpaceDN w:val="0"/>
-        <w:adjustRightInd w:val="0"/>
-        <w:ind w:left="1080"/>
-        <w:textAlignment w:val="baseline"/>
-      </w:pPr>
-      <w:r>
-        <w:t xml:space="preserve">cereals </w:t>
-      </w:r>
-    </w:p>
-    <w:p>
-      <w:pPr>
-        <w:numPr>
-          <w:ilvl w:val="0"/>
-          <w:numId w:val="41"/>
-        </w:numPr>
-        <w:overflowPunct w:val="0"/>
-        <w:autoSpaceDE w:val="0"/>
-        <w:autoSpaceDN w:val="0"/>
-        <w:adjustRightInd w:val="0"/>
-        <w:ind w:left="1080"/>
-        <w:textAlignment w:val="baseline"/>
-      </w:pPr>
-      <w:r>
-        <w:t>milk</w:t>
-      </w:r>
-      <w:r>
-        <w:rPr>
-          <w:lang w:val="en-US"/>
-        </w:rPr>
-        <w:t xml:space="preserve"> </w:t>
-      </w:r>
-      <w:r>
-        <w:rPr>
-          <w:lang w:val="en-US"/>
-        </w:rPr>
-        <w:t>and dairy products</w:t>
-      </w:r>
-    </w:p>
-    <w:p>
-      <w:pPr>
-        <w:tabs>
-          <w:tab w:val="left" w:pos="720"/>
-        </w:tabs>
-        <w:jc w:val="both"/>
-        <w:rPr>
-          <w:lang w:val="en-US"/>
-        </w:rPr>
-      </w:pPr>
-    </w:p>
-    <w:p>
-      <w:pPr>
-        <w:tabs>
-          <w:tab w:val="left" w:pos="720"/>
-        </w:tabs>
-        <w:jc w:val="both"/>
-        <w:rPr>
-          <w:lang w:val="en-US"/>
-        </w:rPr>
-      </w:pPr>
-      <w:r>
-        <w:rPr>
-          <w:b/>
-          <w:lang w:val="en-US"/>
-        </w:rPr>
-        <w:t>CS</w:t>
-      </w:r>
-    </w:p>
-    <w:p>
-      <w:pPr>
-        <w:numPr>
-          <w:ilvl w:val="0"/>
-          <w:numId w:val="4"/>
-        </w:numPr>
-        <w:tabs>
-          <w:tab w:val="left" w:pos="0"/>
-        </w:tabs>
-        <w:ind w:left="360" w:hanging="360"/>
-        <w:jc w:val="both"/>
-        <w:rPr>
-          <w:lang w:val="en-US"/>
-        </w:rPr>
-      </w:pPr>
-      <w:r>
-        <w:rPr>
-          <w:lang w:val="en-US"/>
-        </w:rPr>
-        <w:t xml:space="preserve">Choose the feature that is </w:t>
-      </w:r>
-      <w:r>
-        <w:rPr>
-          <w:u w:val="single"/>
-          <w:lang w:val="en-US"/>
-        </w:rPr>
-        <w:t>not</w:t>
-      </w:r>
-      <w:r>
-        <w:rPr>
-          <w:lang w:val="en-US"/>
-        </w:rPr>
-        <w:t xml:space="preserve"> characteristic for B12 - deficiency anemia:</w:t>
-      </w:r>
-    </w:p>
-    <w:p>
-      <w:pPr>
-        <w:numPr>
-          <w:ilvl w:val="0"/>
-          <w:numId w:val="42"/>
-        </w:numPr>
-        <w:overflowPunct w:val="0"/>
-        <w:autoSpaceDE w:val="0"/>
-        <w:autoSpaceDN w:val="0"/>
-        <w:adjustRightInd w:val="0"/>
-        <w:ind w:left="1080"/>
-        <w:textAlignment w:val="baseline"/>
-      </w:pPr>
-      <w:proofErr w:type="spellStart"/>
-      <w:r>
-        <w:t>megaloblastic</w:t>
-      </w:r>
-      <w:proofErr w:type="spellEnd"/>
-      <w:r>
-        <w:t xml:space="preserve"> </w:t>
-      </w:r>
-      <w:proofErr w:type="spellStart"/>
-      <w:r>
-        <w:t>type</w:t>
-      </w:r>
-      <w:proofErr w:type="spellEnd"/>
-      <w:r>
-        <w:t xml:space="preserve"> </w:t>
-      </w:r>
-      <w:proofErr w:type="spellStart"/>
-      <w:r>
-        <w:t>of</w:t>
-      </w:r>
-      <w:proofErr w:type="spellEnd"/>
-      <w:r>
-        <w:t xml:space="preserve"> </w:t>
-      </w:r>
-      <w:proofErr w:type="spellStart"/>
-      <w:r>
-        <w:t>hematopoiesis</w:t>
-      </w:r>
-      <w:proofErr w:type="spellEnd"/>
-    </w:p>
-    <w:p>
-      <w:pPr>
-        <w:numPr>
-          <w:ilvl w:val="0"/>
-          <w:numId w:val="42"/>
-        </w:numPr>
-        <w:overflowPunct w:val="0"/>
-        <w:autoSpaceDE w:val="0"/>
-        <w:autoSpaceDN w:val="0"/>
-        <w:adjustRightInd w:val="0"/>
-        <w:ind w:left="1080"/>
-        <w:textAlignment w:val="baseline"/>
-        <w:rPr>
-          <w:lang w:val="en-US"/>
-        </w:rPr>
-      </w:pPr>
-      <w:r>
-        <w:rPr>
-          <w:lang w:val="en-US"/>
-        </w:rPr>
-        <w:t xml:space="preserve">disorder </w:t>
-      </w:r>
-      <w:proofErr w:type="gramStart"/>
-      <w:r>
-        <w:rPr>
-          <w:lang w:val="en-US"/>
-        </w:rPr>
-        <w:t>of  the</w:t>
-      </w:r>
-      <w:proofErr w:type="gramEnd"/>
-      <w:r>
-        <w:rPr>
-          <w:lang w:val="en-US"/>
-        </w:rPr>
-        <w:t xml:space="preserve"> intrinsic factor (</w:t>
-      </w:r>
-      <w:r>
-        <w:rPr>
-          <w:lang w:val="en-US"/>
-        </w:rPr>
-        <w:t>C</w:t>
-      </w:r>
-      <w:r>
-        <w:rPr>
-          <w:lang w:val="en-US"/>
-        </w:rPr>
-        <w:t>astle factor) secretion</w:t>
-      </w:r>
-    </w:p>
-    <w:p>
-      <w:pPr>
-        <w:numPr>
-          <w:ilvl w:val="0"/>
-          <w:numId w:val="42"/>
-        </w:numPr>
-        <w:overflowPunct w:val="0"/>
-        <w:autoSpaceDE w:val="0"/>
-        <w:autoSpaceDN w:val="0"/>
-        <w:adjustRightInd w:val="0"/>
-        <w:ind w:left="1080"/>
-        <w:textAlignment w:val="baseline"/>
-        <w:rPr>
-          <w:lang w:val="en-US"/>
-        </w:rPr>
-      </w:pPr>
+        <w:rPr>
+          <w:lang w:val="en-US"/>
+        </w:rPr>
+      </w:pPr>
+      <w:r>
+        <w:rPr>
+          <w:iCs/>
+          <w:lang w:val="en-US"/>
+        </w:rPr>
+        <w:t xml:space="preserve">[ ] </w:t>
+      </w:r>
       <w:r>
         <w:rPr>
           <w:iCs/>
@@ -1937,6 +1967,12 @@
         <w:rPr>
           <w:lang w:val="en-US"/>
         </w:rPr>
+        <w:t xml:space="preserve">[ ] </w:t>
+      </w:r>
+      <w:r>
+        <w:rPr>
+          <w:lang w:val="en-US"/>
+        </w:rPr>
         <w:t>inadequate dietary intake o</w:t>
       </w:r>
       <w:r>
@@ -1982,8 +2018,20 @@
         <w:adjustRightInd w:val="0"/>
         <w:ind w:left="1080"/>
         <w:textAlignment w:val="baseline"/>
-      </w:pPr>
-      <w:r>
+        <w:rPr>
+          <w:lang w:val="en-US"/>
+        </w:rPr>
+      </w:pPr>
+      <w:r>
+        <w:rPr>
+          <w:lang w:val="en-US"/>
+        </w:rPr>
+        <w:t xml:space="preserve">[x] </w:t>
+      </w:r>
+      <w:r>
+        <w:rPr>
+          <w:lang w:val="en-US"/>
+        </w:rPr>
         <w:t>increased serum iron level</w:t>
       </w:r>
       <w:r>
@@ -2093,6 +2141,12 @@
         <w:rPr>
           <w:lang w:val="en-US"/>
         </w:rPr>
+        <w:t xml:space="preserve">[ ] </w:t>
+      </w:r>
+      <w:r>
+        <w:rPr>
+          <w:lang w:val="en-US"/>
+        </w:rPr>
         <w:t>B12 and folic acid supplements</w:t>
       </w:r>
     </w:p>
@@ -2112,6 +2166,9 @@
         </w:rPr>
       </w:pPr>
       <w:r>
+        <w:t xml:space="preserve">[ ] </w:t>
+      </w:r>
+      <w:r>
         <w:rPr>
           <w:lang w:val="en-US"/>
         </w:rPr>
@@ -2137,6 +2194,12 @@
         <w:rPr>
           <w:lang w:val="en-US"/>
         </w:rPr>
+        <w:t xml:space="preserve">[ ] </w:t>
+      </w:r>
+      <w:r>
+        <w:rPr>
+          <w:lang w:val="en-US"/>
+        </w:rPr>
         <w:t xml:space="preserve">oral iron preparations </w:t>
       </w:r>
       <w:r>
@@ -2195,6 +2258,12 @@
         <w:rPr>
           <w:lang w:val="en-US"/>
         </w:rPr>
+        <w:t xml:space="preserve">[x] </w:t>
+      </w:r>
+      <w:r>
+        <w:rPr>
+          <w:lang w:val="en-US"/>
+        </w:rPr>
         <w:t>oral iron preparations until the normal</w:t>
       </w:r>
       <w:r>
@@ -2243,6 +2312,12 @@
           <w:lang w:val="en-US"/>
         </w:rPr>
       </w:pPr>
+      <w:r>
+        <w:rPr>
+          <w:lang w:val="en-US"/>
+        </w:rPr>
+        <w:t xml:space="preserve">[ ] </w:t>
+      </w:r>
       <w:r>
         <w:rPr>
           <w:lang w:val="en-US"/>
@@ -2388,28 +2463,7 @@
         <w:rPr>
           <w:lang w:val="en-US"/>
         </w:rPr>
-        <w:t xml:space="preserve"> red blood cells – 3.9 </w:t>
-      </w:r>
-      <w:proofErr w:type="spellStart"/>
-      <w:r>
-        <w:rPr>
-          <w:lang w:val="en-US"/>
-        </w:rPr>
-        <w:t>mln</w:t>
-      </w:r>
-      <w:proofErr w:type="spellEnd"/>
-      <w:r>
-        <w:rPr>
-          <w:lang w:val="en-US"/>
-        </w:rPr>
-        <w:t>/</w:t>
-      </w:r>
-      <w:proofErr w:type="gramStart"/>
-      <w:r>
-        <w:rPr>
-          <w:lang w:val="en-US"/>
-        </w:rPr>
-        <w:t>mm</w:t>
+        <w:t xml:space="preserve"> red blood cells – 3.9 mln/mm</w:t>
       </w:r>
       <w:r>
         <w:rPr>
@@ -2422,14 +2476,7 @@
         <w:rPr>
           <w:lang w:val="en-US"/>
         </w:rPr>
-        <w:t>;</w:t>
-      </w:r>
-      <w:proofErr w:type="gramEnd"/>
-      <w:r>
-        <w:rPr>
-          <w:lang w:val="en-US"/>
-        </w:rPr>
-        <w:t xml:space="preserve"> ESR - 7 mm/hour. </w:t>
+        <w:t xml:space="preserve">; ESR - 7 mm/hour. </w:t>
       </w:r>
       <w:r>
         <w:rPr>
@@ -2476,6 +2523,12 @@
         <w:rPr>
           <w:lang w:val="en-US"/>
         </w:rPr>
+        <w:t xml:space="preserve">[ ] </w:t>
+      </w:r>
+      <w:r>
+        <w:rPr>
+          <w:lang w:val="en-US"/>
+        </w:rPr>
         <w:t>Therapeutic</w:t>
       </w:r>
       <w:r>
@@ -2541,6 +2594,12 @@
         <w:rPr>
           <w:lang w:val="en-US"/>
         </w:rPr>
+        <w:t xml:space="preserve">[ ] </w:t>
+      </w:r>
+      <w:r>
+        <w:rPr>
+          <w:lang w:val="en-US"/>
+        </w:rPr>
         <w:t>improve</w:t>
       </w:r>
       <w:r>
@@ -2582,6 +2641,12 @@
         <w:rPr>
           <w:lang w:val="en-US"/>
         </w:rPr>
+        <w:t xml:space="preserve">[ ] </w:t>
+      </w:r>
+      <w:r>
+        <w:rPr>
+          <w:lang w:val="en-US"/>
+        </w:rPr>
         <w:t xml:space="preserve">oral iron supplements prescribed to the </w:t>
       </w:r>
       <w:r>
@@ -2611,6 +2676,12 @@
         <w:rPr>
           <w:lang w:val="en-US"/>
         </w:rPr>
+        <w:t xml:space="preserve">[ ] </w:t>
+      </w:r>
+      <w:r>
+        <w:rPr>
+          <w:lang w:val="en-US"/>
+        </w:rPr>
         <w:t xml:space="preserve">switch to </w:t>
       </w:r>
       <w:r>
@@ -2652,6 +2723,12 @@
         <w:rPr>
           <w:lang w:val="en-US"/>
         </w:rPr>
+        <w:t xml:space="preserve">[x] </w:t>
+      </w:r>
+      <w:r>
+        <w:rPr>
+          <w:lang w:val="en-US"/>
+        </w:rPr>
         <w:t>prophylactic dose of oral iron supplements prescribed to the child</w:t>
       </w:r>
       <w:r>
@@ -2716,21 +2793,7 @@
         <w:rPr>
           <w:lang w:val="en-US"/>
         </w:rPr>
-        <w:t xml:space="preserve"> characteristic </w:t>
-      </w:r>
-      <w:proofErr w:type="gramStart"/>
-      <w:r>
-        <w:rPr>
-          <w:lang w:val="en-US"/>
-        </w:rPr>
-        <w:t>for</w:t>
-      </w:r>
-      <w:proofErr w:type="gramEnd"/>
-      <w:r>
-        <w:rPr>
-          <w:lang w:val="en-US"/>
-        </w:rPr>
-        <w:t xml:space="preserve"> iron deficiency</w:t>
+        <w:t xml:space="preserve"> characteristic for iron deficiency</w:t>
       </w:r>
       <w:r>
         <w:rPr>
@@ -2761,7 +2824,12 @@
           <w:lang w:val="en-US"/>
         </w:rPr>
       </w:pPr>
-      <w:proofErr w:type="gramStart"/>
+      <w:r>
+        <w:rPr>
+          <w:lang w:val="en-US"/>
+        </w:rPr>
+        <w:t xml:space="preserve">[ ] </w:t>
+      </w:r>
       <w:r>
         <w:rPr>
           <w:lang w:val="en-US"/>
@@ -2774,7 +2842,6 @@
         </w:rPr>
         <w:t>t</w:t>
       </w:r>
-      <w:proofErr w:type="gramEnd"/>
       <w:r>
         <w:rPr>
           <w:lang w:val="en-US"/>
@@ -2828,19 +2895,17 @@
           <w:lang w:val="en-US"/>
         </w:rPr>
       </w:pPr>
-      <w:proofErr w:type="gramStart"/>
-      <w:r>
-        <w:rPr>
-          <w:lang w:val="en-US"/>
-        </w:rPr>
-        <w:t>usually</w:t>
-      </w:r>
-      <w:proofErr w:type="gramEnd"/>
-      <w:r>
-        <w:rPr>
-          <w:lang w:val="en-US"/>
-        </w:rPr>
-        <w:t xml:space="preserve"> children with iron deficiency are fed mostly with cow’s milk and buckwheat porridge</w:t>
+      <w:r>
+        <w:rPr>
+          <w:lang w:val="en-US"/>
+        </w:rPr>
+        <w:t xml:space="preserve">[ ] </w:t>
+      </w:r>
+      <w:r>
+        <w:rPr>
+          <w:lang w:val="en-US"/>
+        </w:rPr>
+        <w:t>usually children with iron deficiency are fed mostly with cow’s milk and buckwheat porridge</w:t>
       </w:r>
     </w:p>
     <w:p>
@@ -2863,6 +2928,12 @@
         <w:rPr>
           <w:lang w:val="en-US"/>
         </w:rPr>
+        <w:t xml:space="preserve">[ ] </w:t>
+      </w:r>
+      <w:r>
+        <w:rPr>
+          <w:lang w:val="en-US"/>
+        </w:rPr>
         <w:t>evolution of iron deficiency is mostly asymptomatic</w:t>
       </w:r>
     </w:p>
@@ -2882,6 +2953,12 @@
           <w:lang w:val="en-US"/>
         </w:rPr>
       </w:pPr>
+      <w:r>
+        <w:rPr>
+          <w:lang w:val="en-US"/>
+        </w:rPr>
+        <w:t xml:space="preserve">[ ] </w:t>
+      </w:r>
       <w:r>
         <w:rPr>
           <w:lang w:val="en-US"/>
@@ -2915,8 +2992,20 @@
         <w:adjustRightInd w:val="0"/>
         <w:ind w:left="1080"/>
         <w:textAlignment w:val="baseline"/>
-      </w:pPr>
-      <w:r>
+        <w:rPr>
+          <w:lang w:val="en-US"/>
+        </w:rPr>
+      </w:pPr>
+      <w:r>
+        <w:rPr>
+          <w:lang w:val="en-US"/>
+        </w:rPr>
+        <w:t xml:space="preserve">[x] </w:t>
+      </w:r>
+      <w:r>
+        <w:rPr>
+          <w:lang w:val="en-US"/>
+        </w:rPr>
         <w:t xml:space="preserve">increased serum </w:t>
       </w:r>
       <w:r>
@@ -2926,6 +3015,9 @@
         <w:t xml:space="preserve">iron </w:t>
       </w:r>
       <w:r>
+        <w:rPr>
+          <w:lang w:val="en-US"/>
+        </w:rPr>
         <w:t>levels</w:t>
       </w:r>
     </w:p>
@@ -3021,6 +3113,13 @@
         <w:rPr>
           <w:lang w:val="en-US"/>
         </w:rPr>
+        <w:lastRenderedPageBreak/>
+        <w:t xml:space="preserve">[ ] </w:t>
+      </w:r>
+      <w:r>
+        <w:rPr>
+          <w:lang w:val="en-US"/>
+        </w:rPr>
         <w:t>oral iron supplement in dose of 5-6 mg/kg/24 hrs</w:t>
       </w:r>
     </w:p>
@@ -3044,7 +3143,12 @@
         <w:rPr>
           <w:lang w:val="en-US"/>
         </w:rPr>
-        <w:lastRenderedPageBreak/>
+        <w:t xml:space="preserve">[x] </w:t>
+      </w:r>
+      <w:r>
+        <w:rPr>
+          <w:lang w:val="en-US"/>
+        </w:rPr>
         <w:t xml:space="preserve">oral iron preparations </w:t>
       </w:r>
       <w:r>
@@ -3098,6 +3202,12 @@
         <w:rPr>
           <w:lang w:val="en-US"/>
         </w:rPr>
+        <w:t xml:space="preserve">[ ] </w:t>
+      </w:r>
+      <w:r>
+        <w:rPr>
+          <w:lang w:val="en-US"/>
+        </w:rPr>
         <w:t>oral iron preparations until the normal</w:t>
       </w:r>
       <w:r>
@@ -3145,6 +3255,12 @@
         <w:rPr>
           <w:lang w:val="en-US"/>
         </w:rPr>
+        <w:t xml:space="preserve">[ ] </w:t>
+      </w:r>
+      <w:r>
+        <w:rPr>
+          <w:lang w:val="en-US"/>
+        </w:rPr>
         <w:t xml:space="preserve">intravenous </w:t>
       </w:r>
       <w:r>
@@ -3188,6 +3304,9 @@
           <w:lang w:val="en-US"/>
         </w:rPr>
       </w:pPr>
+      <w:r>
+        <w:t xml:space="preserve">[ ] </w:t>
+      </w:r>
       <w:r>
         <w:rPr>
           <w:lang w:val="en-US"/>
@@ -3320,6 +3439,9 @@
         </w:rPr>
       </w:pPr>
       <w:r>
+        <w:t xml:space="preserve">[ ] </w:t>
+      </w:r>
+      <w:r>
         <w:rPr>
           <w:lang w:val="en-US"/>
         </w:rPr>
@@ -3360,7 +3482,12 @@
           <w:lang w:val="en-US"/>
         </w:rPr>
       </w:pPr>
-      <w:proofErr w:type="gramStart"/>
+      <w:r>
+        <w:rPr>
+          <w:lang w:val="en-US"/>
+        </w:rPr>
+        <w:t xml:space="preserve">[ ] </w:t>
+      </w:r>
       <w:r>
         <w:rPr>
           <w:lang w:val="en-US"/>
@@ -3377,14 +3504,7 @@
         <w:rPr>
           <w:lang w:val="en-US"/>
         </w:rPr>
-        <w:t xml:space="preserve"> deficiency</w:t>
-      </w:r>
-      <w:proofErr w:type="gramEnd"/>
-      <w:r>
-        <w:rPr>
-          <w:lang w:val="en-US"/>
-        </w:rPr>
-        <w:t xml:space="preserve"> </w:t>
+        <w:t xml:space="preserve"> deficiency </w:t>
       </w:r>
       <w:r>
         <w:rPr>
@@ -3413,6 +3533,12 @@
         <w:rPr>
           <w:lang w:val="en-US"/>
         </w:rPr>
+        <w:t xml:space="preserve">[x] </w:t>
+      </w:r>
+      <w:r>
+        <w:rPr>
+          <w:lang w:val="en-US"/>
+        </w:rPr>
         <w:t>fol</w:t>
       </w:r>
       <w:r>
@@ -3478,6 +3604,12 @@
         <w:rPr>
           <w:lang w:val="en-US"/>
         </w:rPr>
+        <w:t xml:space="preserve">[ ] </w:t>
+      </w:r>
+      <w:r>
+        <w:rPr>
+          <w:lang w:val="en-US"/>
+        </w:rPr>
         <w:t>fol</w:t>
       </w:r>
       <w:r>
@@ -3515,6 +3647,12 @@
           <w:lang w:val="en-US"/>
         </w:rPr>
       </w:pPr>
+      <w:r>
+        <w:rPr>
+          <w:lang w:val="en-US"/>
+        </w:rPr>
+        <w:t xml:space="preserve">[ ] </w:t>
+      </w:r>
       <w:r>
         <w:rPr>
           <w:lang w:val="en-US"/>
@@ -3681,7 +3819,16 @@
         <w:adjustRightInd w:val="0"/>
         <w:ind w:left="1134" w:hanging="425"/>
         <w:textAlignment w:val="baseline"/>
-      </w:pPr>
+        <w:rPr>
+          <w:lang w:val="en-US"/>
+        </w:rPr>
+      </w:pPr>
+      <w:r>
+        <w:rPr>
+          <w:lang w:val="en-US"/>
+        </w:rPr>
+        <w:t xml:space="preserve">[x] </w:t>
+      </w:r>
       <w:r>
         <w:rPr>
           <w:lang w:val="en-US"/>
@@ -3703,6 +3850,9 @@
         <w:textAlignment w:val="baseline"/>
       </w:pPr>
       <w:r>
+        <w:t xml:space="preserve">[ ] </w:t>
+      </w:r>
+      <w:r>
         <w:rPr>
           <w:lang w:val="en-US"/>
         </w:rPr>
@@ -3726,6 +3876,9 @@
         <w:textAlignment w:val="baseline"/>
       </w:pPr>
       <w:r>
+        <w:t xml:space="preserve">[x] </w:t>
+      </w:r>
+      <w:r>
         <w:rPr>
           <w:lang w:val="en-US"/>
         </w:rPr>
@@ -3773,6 +3926,12 @@
         <w:rPr>
           <w:lang w:val="en-US"/>
         </w:rPr>
+        <w:t xml:space="preserve">[x] </w:t>
+      </w:r>
+      <w:r>
+        <w:rPr>
+          <w:lang w:val="en-US"/>
+        </w:rPr>
         <w:t>intensive physical growth and development of the child with i</w:t>
       </w:r>
       <w:r>
@@ -3796,6 +3955,9 @@
         <w:textAlignment w:val="baseline"/>
       </w:pPr>
       <w:r>
+        <w:t xml:space="preserve">[x] </w:t>
+      </w:r>
+      <w:r>
         <w:t>intestinal parasite infections</w:t>
       </w:r>
     </w:p>
@@ -3881,6 +4043,9 @@
         <w:textAlignment w:val="baseline"/>
       </w:pPr>
       <w:r>
+        <w:t xml:space="preserve">[ ] </w:t>
+      </w:r>
+      <w:r>
         <w:t>lymph</w:t>
       </w:r>
       <w:r>
@@ -3904,6 +4069,9 @@
         <w:textAlignment w:val="baseline"/>
       </w:pPr>
       <w:r>
+        <w:t xml:space="preserve">[x] </w:t>
+      </w:r>
+      <w:r>
         <w:t>liver</w:t>
       </w:r>
     </w:p>
@@ -3921,6 +4089,9 @@
         <w:textAlignment w:val="baseline"/>
       </w:pPr>
       <w:r>
+        <w:t xml:space="preserve">[ ] </w:t>
+      </w:r>
+      <w:r>
         <w:t>kidneys</w:t>
       </w:r>
     </w:p>
@@ -3938,6 +4109,9 @@
         <w:textAlignment w:val="baseline"/>
       </w:pPr>
       <w:r>
+        <w:t xml:space="preserve">[x] </w:t>
+      </w:r>
+      <w:r>
         <w:rPr>
           <w:lang w:val="en-US"/>
         </w:rPr>
@@ -3958,6 +4132,9 @@
         <w:textAlignment w:val="baseline"/>
       </w:pPr>
       <w:r>
+        <w:t xml:space="preserve">[x] </w:t>
+      </w:r>
+      <w:r>
         <w:t>spleen</w:t>
       </w:r>
     </w:p>
@@ -4020,8 +4197,20 @@
         <w:adjustRightInd w:val="0"/>
         <w:ind w:left="1134" w:hanging="425"/>
         <w:textAlignment w:val="baseline"/>
-      </w:pPr>
-      <w:r>
+        <w:rPr>
+          <w:lang w:val="en-US"/>
+        </w:rPr>
+      </w:pPr>
+      <w:r>
+        <w:rPr>
+          <w:lang w:val="en-US"/>
+        </w:rPr>
+        <w:t xml:space="preserve">[x] </w:t>
+      </w:r>
+      <w:r>
+        <w:rPr>
+          <w:lang w:val="en-US"/>
+        </w:rPr>
         <w:t>pallor of the skin</w:t>
       </w:r>
     </w:p>
@@ -4039,6 +4228,9 @@
         <w:textAlignment w:val="baseline"/>
       </w:pPr>
       <w:r>
+        <w:t xml:space="preserve">[ ] </w:t>
+      </w:r>
+      <w:r>
         <w:t>lymphadenopathy</w:t>
       </w:r>
     </w:p>
@@ -4062,6 +4254,12 @@
         <w:rPr>
           <w:lang w:val="en-US"/>
         </w:rPr>
+        <w:t xml:space="preserve">[x] </w:t>
+      </w:r>
+      <w:r>
+        <w:rPr>
+          <w:lang w:val="en-US"/>
+        </w:rPr>
         <w:t>dry</w:t>
       </w:r>
       <w:r>
@@ -4115,6 +4313,12 @@
         <w:rPr>
           <w:lang w:val="en-US"/>
         </w:rPr>
+        <w:t xml:space="preserve">[x] </w:t>
+      </w:r>
+      <w:r>
+        <w:rPr>
+          <w:lang w:val="en-US"/>
+        </w:rPr>
         <w:t>systolic heart murmurs and tachycardia</w:t>
       </w:r>
     </w:p>
@@ -4132,6 +4336,9 @@
         <w:textAlignment w:val="baseline"/>
       </w:pPr>
       <w:r>
+        <w:t xml:space="preserve">[ ] </w:t>
+      </w:r>
+      <w:r>
         <w:t>fever</w:t>
       </w:r>
     </w:p>
@@ -4230,6 +4437,9 @@
         <w:textAlignment w:val="baseline"/>
       </w:pPr>
       <w:r>
+        <w:t xml:space="preserve">[x] </w:t>
+      </w:r>
+      <w:r>
         <w:rPr>
           <w:lang w:val="en-US"/>
         </w:rPr>
@@ -4271,6 +4481,12 @@
         <w:rPr>
           <w:lang w:val="en-US"/>
         </w:rPr>
+        <w:t xml:space="preserve">[x] </w:t>
+      </w:r>
+      <w:r>
+        <w:rPr>
+          <w:lang w:val="en-US"/>
+        </w:rPr>
         <w:t>low</w:t>
       </w:r>
       <w:r>
@@ -4303,6 +4519,9 @@
         </w:rPr>
       </w:pPr>
       <w:r>
+        <w:t xml:space="preserve">[ ] </w:t>
+      </w:r>
+      <w:r>
         <w:rPr>
           <w:lang w:val="en-US"/>
         </w:rPr>
@@ -4335,6 +4554,12 @@
         <w:rPr>
           <w:lang w:val="en-US"/>
         </w:rPr>
+        <w:t xml:space="preserve">[x] </w:t>
+      </w:r>
+      <w:r>
+        <w:rPr>
+          <w:lang w:val="en-US"/>
+        </w:rPr>
         <w:t>low</w:t>
       </w:r>
       <w:r>
@@ -4372,6 +4597,12 @@
           <w:lang w:val="en-US"/>
         </w:rPr>
       </w:pPr>
+      <w:r>
+        <w:rPr>
+          <w:lang w:val="en-US"/>
+        </w:rPr>
+        <w:t xml:space="preserve">[x] </w:t>
+      </w:r>
       <w:r>
         <w:rPr>
           <w:lang w:val="en-US"/>
@@ -4470,7 +4701,16 @@
         <w:adjustRightInd w:val="0"/>
         <w:ind w:left="1134" w:hanging="425"/>
         <w:textAlignment w:val="baseline"/>
-      </w:pPr>
+        <w:rPr>
+          <w:lang w:val="en-US"/>
+        </w:rPr>
+      </w:pPr>
+      <w:r>
+        <w:rPr>
+          <w:lang w:val="en-US"/>
+        </w:rPr>
+        <w:t xml:space="preserve">[x] </w:t>
+      </w:r>
       <w:r>
         <w:rPr>
           <w:lang w:val="en-US"/>
@@ -4478,6 +4718,9 @@
         <w:t>low</w:t>
       </w:r>
       <w:r>
+        <w:rPr>
+          <w:lang w:val="en-US"/>
+        </w:rPr>
         <w:t xml:space="preserve"> serum iron level</w:t>
       </w:r>
       <w:r>
@@ -4507,6 +4750,12 @@
         <w:rPr>
           <w:lang w:val="en-US"/>
         </w:rPr>
+        <w:t xml:space="preserve">[ ] </w:t>
+      </w:r>
+      <w:r>
+        <w:rPr>
+          <w:lang w:val="en-US"/>
+        </w:rPr>
         <w:t>low</w:t>
       </w:r>
       <w:r>
@@ -4536,6 +4785,13 @@
         <w:rPr>
           <w:lang w:val="en-US"/>
         </w:rPr>
+        <w:lastRenderedPageBreak/>
+        <w:t xml:space="preserve">[ ] </w:t>
+      </w:r>
+      <w:r>
+        <w:rPr>
+          <w:lang w:val="en-US"/>
+        </w:rPr>
         <w:t>hyperchrom</w:t>
       </w:r>
       <w:r>
@@ -4571,7 +4827,12 @@
         <w:rPr>
           <w:lang w:val="en-US"/>
         </w:rPr>
-        <w:lastRenderedPageBreak/>
+        <w:t xml:space="preserve">[x] </w:t>
+      </w:r>
+      <w:r>
+        <w:rPr>
+          <w:lang w:val="en-US"/>
+        </w:rPr>
         <w:t>hypochromia</w:t>
       </w:r>
       <w:r>
@@ -4597,6 +4858,12 @@
           <w:lang w:val="en-US"/>
         </w:rPr>
       </w:pPr>
+      <w:r>
+        <w:rPr>
+          <w:lang w:val="en-US"/>
+        </w:rPr>
+        <w:t xml:space="preserve">[x] </w:t>
+      </w:r>
       <w:r>
         <w:rPr>
           <w:lang w:val="en-US"/>
@@ -4711,8 +4978,20 @@
         <w:adjustRightInd w:val="0"/>
         <w:ind w:left="1134" w:hanging="425"/>
         <w:textAlignment w:val="baseline"/>
-      </w:pPr>
-      <w:r>
+        <w:rPr>
+          <w:lang w:val="en-US"/>
+        </w:rPr>
+      </w:pPr>
+      <w:r>
+        <w:rPr>
+          <w:lang w:val="en-US"/>
+        </w:rPr>
+        <w:t xml:space="preserve">[x] </w:t>
+      </w:r>
+      <w:r>
+        <w:rPr>
+          <w:lang w:val="en-US"/>
+        </w:rPr>
         <w:t>megaloblastic type of hematopoiesis</w:t>
       </w:r>
     </w:p>
@@ -4733,6 +5012,9 @@
         </w:rPr>
       </w:pPr>
       <w:r>
+        <w:t xml:space="preserve">[ ] </w:t>
+      </w:r>
+      <w:r>
         <w:rPr>
           <w:lang w:val="en-US"/>
         </w:rPr>
@@ -4761,6 +5043,13 @@
           <w:lang w:val="en-US"/>
         </w:rPr>
       </w:pPr>
+      <w:r>
+        <w:rPr>
+          <w:iCs/>
+          <w:lang w:val="en-US"/>
+        </w:rPr>
+        <w:t xml:space="preserve">[x] </w:t>
+      </w:r>
       <w:r>
         <w:rPr>
           <w:iCs/>
@@ -4808,6 +5097,9 @@
         </w:rPr>
       </w:pPr>
       <w:r>
+        <w:t xml:space="preserve">[ ] </w:t>
+      </w:r>
+      <w:r>
         <w:rPr>
           <w:lang w:val="en-US"/>
         </w:rPr>
@@ -4852,12 +5144,14 @@
         <w:textAlignment w:val="baseline"/>
       </w:pPr>
       <w:r>
+        <w:t xml:space="preserve">[ ] </w:t>
+      </w:r>
+      <w:r>
         <w:rPr>
           <w:lang w:val="en-US"/>
         </w:rPr>
         <w:t xml:space="preserve">red blood cell </w:t>
       </w:r>
-      <w:proofErr w:type="spellStart"/>
       <w:r>
         <w:t>microcyt</w:t>
       </w:r>
@@ -4867,7 +5161,6 @@
         </w:rPr>
         <w:t>osis</w:t>
       </w:r>
-      <w:proofErr w:type="spellEnd"/>
     </w:p>
     <w:p>
       <w:pPr>
@@ -4931,21 +5224,7 @@
         <w:rPr>
           <w:lang w:val="en-US"/>
         </w:rPr>
-        <w:t xml:space="preserve">characteristic </w:t>
-      </w:r>
-      <w:proofErr w:type="gramStart"/>
-      <w:r>
-        <w:rPr>
-          <w:lang w:val="en-US"/>
-        </w:rPr>
-        <w:t>for</w:t>
-      </w:r>
-      <w:proofErr w:type="gramEnd"/>
-      <w:r>
-        <w:rPr>
-          <w:lang w:val="en-US"/>
-        </w:rPr>
-        <w:t xml:space="preserve"> </w:t>
+        <w:t xml:space="preserve">characteristic for </w:t>
       </w:r>
       <w:r>
         <w:rPr>
@@ -4981,6 +5260,9 @@
         </w:rPr>
       </w:pPr>
       <w:r>
+        <w:t xml:space="preserve">[ ] </w:t>
+      </w:r>
+      <w:r>
         <w:rPr>
           <w:lang w:val="en-US"/>
         </w:rPr>
@@ -5008,6 +5290,9 @@
         </w:rPr>
       </w:pPr>
       <w:r>
+        <w:t xml:space="preserve">[x] </w:t>
+      </w:r>
+      <w:r>
         <w:rPr>
           <w:lang w:val="en-US"/>
         </w:rPr>
@@ -5032,6 +5317,12 @@
         <w:rPr>
           <w:lang w:val="en-US"/>
         </w:rPr>
+        <w:t xml:space="preserve">[x] </w:t>
+      </w:r>
+      <w:r>
+        <w:rPr>
+          <w:lang w:val="en-US"/>
+        </w:rPr>
         <w:t xml:space="preserve">normal red blood cell count </w:t>
       </w:r>
     </w:p>
@@ -5053,9 +5344,18 @@
         <w:rPr>
           <w:lang w:val="en-US"/>
         </w:rPr>
+        <w:t xml:space="preserve">[x] </w:t>
+      </w:r>
+      <w:r>
+        <w:rPr>
+          <w:lang w:val="en-US"/>
+        </w:rPr>
         <w:t>low</w:t>
       </w:r>
       <w:r>
+        <w:rPr>
+          <w:lang w:val="en-US"/>
+        </w:rPr>
         <w:t xml:space="preserve"> serum iron level</w:t>
       </w:r>
       <w:r>
@@ -5079,6 +5379,9 @@
           <w:lang w:val="en-US"/>
         </w:rPr>
       </w:pPr>
+      <w:r>
+        <w:t xml:space="preserve">[ ] </w:t>
+      </w:r>
       <w:r>
         <w:rPr>
           <w:lang w:val="en-US"/>
@@ -5136,21 +5439,7 @@
         <w:rPr>
           <w:lang w:val="en-US"/>
         </w:rPr>
-        <w:t xml:space="preserve">Enumerate </w:t>
-      </w:r>
-      <w:proofErr w:type="spellStart"/>
-      <w:r>
-        <w:rPr>
-          <w:lang w:val="en-US"/>
-        </w:rPr>
-        <w:t>haem</w:t>
-      </w:r>
-      <w:proofErr w:type="spellEnd"/>
-      <w:r>
-        <w:rPr>
-          <w:lang w:val="en-US"/>
-        </w:rPr>
-        <w:t xml:space="preserve"> iron</w:t>
+        <w:t>Enumerate haem iron</w:t>
       </w:r>
       <w:r>
         <w:rPr>
@@ -5179,6 +5468,9 @@
         <w:textAlignment w:val="baseline"/>
       </w:pPr>
       <w:r>
+        <w:t xml:space="preserve">[x] </w:t>
+      </w:r>
+      <w:r>
         <w:t>meat</w:t>
       </w:r>
     </w:p>
@@ -5196,6 +5488,9 @@
         <w:textAlignment w:val="baseline"/>
       </w:pPr>
       <w:r>
+        <w:t xml:space="preserve">[ ] </w:t>
+      </w:r>
+      <w:r>
         <w:rPr>
           <w:lang w:val="en-US"/>
         </w:rPr>
@@ -5215,14 +5510,15 @@
         <w:ind w:left="1134" w:hanging="425"/>
         <w:textAlignment w:val="baseline"/>
       </w:pPr>
-      <w:proofErr w:type="gramStart"/>
+      <w:r>
+        <w:t xml:space="preserve">[x] </w:t>
+      </w:r>
       <w:r>
         <w:rPr>
           <w:lang w:val="en-US"/>
         </w:rPr>
         <w:t>liver</w:t>
       </w:r>
-      <w:proofErr w:type="gramEnd"/>
     </w:p>
     <w:p>
       <w:pPr>
@@ -5238,6 +5534,9 @@
         <w:textAlignment w:val="baseline"/>
       </w:pPr>
       <w:r>
+        <w:t xml:space="preserve">[ ] </w:t>
+      </w:r>
+      <w:r>
         <w:t>vegetables</w:t>
       </w:r>
     </w:p>
@@ -5254,6 +5553,9 @@
         <w:ind w:left="1134" w:hanging="425"/>
         <w:textAlignment w:val="baseline"/>
       </w:pPr>
+      <w:r>
+        <w:t xml:space="preserve">[ ] </w:t>
+      </w:r>
       <w:r>
         <w:t>fruits</w:t>
       </w:r>
@@ -5348,6 +5650,12 @@
         <w:rPr>
           <w:lang w:val="en-US"/>
         </w:rPr>
+        <w:t xml:space="preserve">[x] </w:t>
+      </w:r>
+      <w:r>
+        <w:rPr>
+          <w:lang w:val="en-US"/>
+        </w:rPr>
         <w:t xml:space="preserve">iron supplements </w:t>
       </w:r>
       <w:r>
@@ -5382,6 +5690,12 @@
         <w:rPr>
           <w:lang w:val="en-US"/>
         </w:rPr>
+        <w:t xml:space="preserve">[ ] </w:t>
+      </w:r>
+      <w:r>
+        <w:rPr>
+          <w:lang w:val="en-US"/>
+        </w:rPr>
         <w:t xml:space="preserve">infant feeding of </w:t>
       </w:r>
       <w:r>
@@ -5407,6 +5721,9 @@
         </w:rPr>
       </w:pPr>
       <w:r>
+        <w:t xml:space="preserve">[x] </w:t>
+      </w:r>
+      <w:r>
         <w:rPr>
           <w:lang w:val="en-US"/>
         </w:rPr>
@@ -5432,6 +5749,12 @@
         <w:rPr>
           <w:lang w:val="en-US"/>
         </w:rPr>
+        <w:t xml:space="preserve">[ ] </w:t>
+      </w:r>
+      <w:r>
+        <w:rPr>
+          <w:lang w:val="en-US"/>
+        </w:rPr>
         <w:t>oral iron supplements for all children in the first year of life</w:t>
       </w:r>
     </w:p>
@@ -5454,6 +5777,12 @@
         <w:rPr>
           <w:lang w:val="en-US"/>
         </w:rPr>
+        <w:t xml:space="preserve">[x] </w:t>
+      </w:r>
+      <w:r>
+        <w:rPr>
+          <w:lang w:val="en-US"/>
+        </w:rPr>
         <w:t xml:space="preserve">oral iron supplements during the first year of life for all children born prematurely </w:t>
       </w:r>
     </w:p>
@@ -5558,21 +5887,7 @@
         <w:rPr>
           <w:lang w:val="en-US"/>
         </w:rPr>
-        <w:t xml:space="preserve">ount results: hemoglobin level 99 g/l; red blood cells 3,8 </w:t>
-      </w:r>
-      <w:proofErr w:type="spellStart"/>
-      <w:r>
-        <w:rPr>
-          <w:lang w:val="en-US"/>
-        </w:rPr>
-        <w:t>mln</w:t>
-      </w:r>
-      <w:proofErr w:type="spellEnd"/>
-      <w:r>
-        <w:rPr>
-          <w:lang w:val="en-US"/>
-        </w:rPr>
-        <w:t>/mm</w:t>
+        <w:t>ount results: hemoglobin level 99 g/l; red blood cells 3,8 mln/mm</w:t>
       </w:r>
       <w:r>
         <w:rPr>
@@ -5628,6 +5943,9 @@
         </w:rPr>
       </w:pPr>
       <w:r>
+        <w:t xml:space="preserve">[x] </w:t>
+      </w:r>
+      <w:r>
         <w:rPr>
           <w:lang w:val="en-US"/>
         </w:rPr>
@@ -5650,6 +5968,9 @@
         </w:rPr>
       </w:pPr>
       <w:r>
+        <w:t xml:space="preserve">[ ] </w:t>
+      </w:r>
+      <w:r>
         <w:rPr>
           <w:lang w:val="en-US"/>
         </w:rPr>
@@ -5678,6 +5999,9 @@
         </w:rPr>
       </w:pPr>
       <w:r>
+        <w:t xml:space="preserve">[ ] </w:t>
+      </w:r>
+      <w:r>
         <w:rPr>
           <w:lang w:val="en-US"/>
         </w:rPr>
@@ -5712,6 +6036,9 @@
         </w:rPr>
       </w:pPr>
       <w:r>
+        <w:t xml:space="preserve">[x] </w:t>
+      </w:r>
+      <w:r>
         <w:rPr>
           <w:lang w:val="en-US"/>
         </w:rPr>
@@ -5736,6 +6063,9 @@
         <w:adjustRightInd w:val="0"/>
         <w:textAlignment w:val="baseline"/>
       </w:pPr>
+      <w:r>
+        <w:t xml:space="preserve">[ ] </w:t>
+      </w:r>
       <w:r>
         <w:rPr>
           <w:lang w:val="en-US"/>
@@ -5851,21 +6181,7 @@
         <w:rPr>
           <w:lang w:val="en-US"/>
         </w:rPr>
-        <w:t xml:space="preserve">level 92 g/l; red blood cells 3,8 </w:t>
-      </w:r>
-      <w:proofErr w:type="spellStart"/>
-      <w:r>
-        <w:rPr>
-          <w:lang w:val="en-US"/>
-        </w:rPr>
-        <w:t>mln</w:t>
-      </w:r>
-      <w:proofErr w:type="spellEnd"/>
-      <w:r>
-        <w:rPr>
-          <w:lang w:val="en-US"/>
-        </w:rPr>
-        <w:t>/mm</w:t>
+        <w:t>level 92 g/l; red blood cells 3,8 mln/mm</w:t>
       </w:r>
       <w:r>
         <w:rPr>
@@ -5893,18 +6209,21 @@
         <w:adjustRightInd w:val="0"/>
         <w:ind w:left="1276" w:hanging="425"/>
         <w:textAlignment w:val="baseline"/>
-      </w:pPr>
-      <w:r>
-        <w:t>diagnosis – iron</w:t>
-      </w:r>
-      <w:r>
-        <w:rPr>
-          <w:lang w:val="en-US"/>
-        </w:rPr>
-        <w:t xml:space="preserve"> </w:t>
-      </w:r>
-      <w:r>
-        <w:t>deficiency anemia</w:t>
+        <w:rPr>
+          <w:lang w:val="es-ES"/>
+        </w:rPr>
+      </w:pPr>
+      <w:r>
+        <w:rPr>
+          <w:lang w:val="es-ES"/>
+        </w:rPr>
+        <w:t xml:space="preserve">[x] </w:t>
+      </w:r>
+      <w:r>
+        <w:rPr>
+          <w:lang w:val="es-ES"/>
+        </w:rPr>
+        <w:t>diagnosis – iron deficiency anemia</w:t>
       </w:r>
     </w:p>
     <w:p>
@@ -5927,6 +6246,13 @@
         <w:rPr>
           <w:lang w:val="en-US"/>
         </w:rPr>
+        <w:lastRenderedPageBreak/>
+        <w:t xml:space="preserve">[ ] </w:t>
+      </w:r>
+      <w:r>
+        <w:rPr>
+          <w:lang w:val="en-US"/>
+        </w:rPr>
         <w:t>oral iron preparations only until the normalization of hemoglobin levels</w:t>
       </w:r>
     </w:p>
@@ -5950,7 +6276,12 @@
         <w:rPr>
           <w:lang w:val="en-US"/>
         </w:rPr>
-        <w:lastRenderedPageBreak/>
+        <w:t xml:space="preserve">[x] </w:t>
+      </w:r>
+      <w:r>
+        <w:rPr>
+          <w:lang w:val="en-US"/>
+        </w:rPr>
         <w:t>oral iron preparations until the normalization of hemoglobin levels and additionally 2-3 months of prophylactic dose</w:t>
       </w:r>
     </w:p>
@@ -5971,6 +6302,9 @@
         </w:rPr>
       </w:pPr>
       <w:r>
+        <w:t xml:space="preserve">[ ] </w:t>
+      </w:r>
+      <w:r>
         <w:rPr>
           <w:lang w:val="en-US"/>
         </w:rPr>
@@ -5993,19 +6327,17 @@
           <w:lang w:val="en-US"/>
         </w:rPr>
       </w:pPr>
-      <w:proofErr w:type="gramStart"/>
-      <w:r>
-        <w:rPr>
-          <w:lang w:val="en-US"/>
-        </w:rPr>
-        <w:t>therapeutic</w:t>
-      </w:r>
-      <w:proofErr w:type="gramEnd"/>
-      <w:r>
-        <w:rPr>
-          <w:lang w:val="en-US"/>
-        </w:rPr>
-        <w:t xml:space="preserve"> dose </w:t>
+      <w:r>
+        <w:rPr>
+          <w:lang w:val="en-US"/>
+        </w:rPr>
+        <w:t xml:space="preserve">[x] </w:t>
+      </w:r>
+      <w:r>
+        <w:rPr>
+          <w:lang w:val="en-US"/>
+        </w:rPr>
+        <w:t xml:space="preserve">therapeutic dose </w:t>
       </w:r>
       <w:r>
         <w:rPr>
@@ -6128,28 +6460,14 @@
         <w:rPr>
           <w:lang w:val="en-US"/>
         </w:rPr>
-        <w:t xml:space="preserve">On examination anterior fontanel </w:t>
-      </w:r>
-      <w:proofErr w:type="gramStart"/>
+        <w:t>On examination anterior fontanel has the size of 2x3 cm, the head </w:t>
+      </w:r>
       <w:r>
         <w:rPr>
           <w:lang w:val="en-US"/>
         </w:rPr>
         <w:t>has</w:t>
       </w:r>
-      <w:proofErr w:type="gramEnd"/>
-      <w:r>
-        <w:rPr>
-          <w:lang w:val="en-US"/>
-        </w:rPr>
-        <w:t xml:space="preserve"> the size of 2x3 cm, the head </w:t>
-      </w:r>
-      <w:r>
-        <w:rPr>
-          <w:lang w:val="en-US"/>
-        </w:rPr>
-        <w:t>has</w:t>
-      </w:r>
       <w:r>
         <w:rPr>
           <w:lang w:val="en-US"/>
@@ -6196,21 +6514,7 @@
         <w:rPr>
           <w:lang w:val="en-US"/>
         </w:rPr>
-        <w:t xml:space="preserve"> </w:t>
-      </w:r>
-      <w:proofErr w:type="spellStart"/>
-      <w:r>
-        <w:rPr>
-          <w:lang w:val="en-US"/>
-        </w:rPr>
-        <w:t>mln</w:t>
-      </w:r>
-      <w:proofErr w:type="spellEnd"/>
-      <w:r>
-        <w:rPr>
-          <w:lang w:val="en-US"/>
-        </w:rPr>
-        <w:t>/mm3; decreased mean corpuscular hemoglobin (MCH) and mean corpuscular hemoglobin concentration (MCHC); ESR – 7 mm/hour. Enumerate correct statements</w:t>
+        <w:t xml:space="preserve"> mln/mm3; decreased mean corpuscular hemoglobin (MCH) and mean corpuscular hemoglobin concentration (MCHC); ESR – 7 mm/hour. Enumerate correct statements</w:t>
       </w:r>
       <w:r>
         <w:rPr>
@@ -6241,6 +6545,9 @@
         </w:rPr>
       </w:pPr>
       <w:r>
+        <w:t xml:space="preserve">[ ] </w:t>
+      </w:r>
+      <w:r>
         <w:rPr>
           <w:lang w:val="en-US"/>
         </w:rPr>
@@ -6259,12 +6566,18 @@
         </w:tabs>
         <w:jc w:val="both"/>
         <w:rPr>
-          <w:lang w:val="en-US"/>
-        </w:rPr>
-      </w:pPr>
-      <w:r>
-        <w:rPr>
-          <w:lang w:val="en-US"/>
+          <w:lang w:val="it-IT"/>
+        </w:rPr>
+      </w:pPr>
+      <w:r>
+        <w:rPr>
+          <w:lang w:val="it-IT"/>
+        </w:rPr>
+        <w:t xml:space="preserve">[x] </w:t>
+      </w:r>
+      <w:r>
+        <w:rPr>
+          <w:lang w:val="it-IT"/>
         </w:rPr>
         <w:t>moderate anemia (second degree)</w:t>
       </w:r>
@@ -6288,6 +6601,12 @@
         <w:rPr>
           <w:lang w:val="en-US"/>
         </w:rPr>
+        <w:t xml:space="preserve">[ ] </w:t>
+      </w:r>
+      <w:r>
+        <w:rPr>
+          <w:lang w:val="en-US"/>
+        </w:rPr>
         <w:t>first degree of rickets</w:t>
       </w:r>
       <w:r>
@@ -6316,6 +6635,12 @@
         <w:rPr>
           <w:lang w:val="en-US"/>
         </w:rPr>
+        <w:t xml:space="preserve">[ ] </w:t>
+      </w:r>
+      <w:r>
+        <w:rPr>
+          <w:lang w:val="en-US"/>
+        </w:rPr>
         <w:t>second</w:t>
       </w:r>
       <w:r>
@@ -6350,6 +6675,12 @@
         <w:rPr>
           <w:lang w:val="en-US"/>
         </w:rPr>
+        <w:t xml:space="preserve">[x] </w:t>
+      </w:r>
+      <w:r>
+        <w:rPr>
+          <w:lang w:val="en-US"/>
+        </w:rPr>
         <w:t>second</w:t>
       </w:r>
       <w:r>
@@ -6431,19 +6762,53 @@
         <w:adjustRightInd w:val="0"/>
         <w:textAlignment w:val="baseline"/>
       </w:pPr>
-      <w:proofErr w:type="spellStart"/>
-      <w:r>
-        <w:t>celiac</w:t>
-      </w:r>
-      <w:proofErr w:type="spellEnd"/>
+      <w:r>
+        <w:t xml:space="preserve">[x] </w:t>
+      </w:r>
+      <w:r>
+        <w:t>celiac disease</w:t>
+      </w:r>
+    </w:p>
+    <w:p>
+      <w:pPr>
+        <w:numPr>
+          <w:ilvl w:val="0"/>
+          <w:numId w:val="28"/>
+        </w:numPr>
+        <w:overflowPunct w:val="0"/>
+        <w:autoSpaceDE w:val="0"/>
+        <w:autoSpaceDN w:val="0"/>
+        <w:adjustRightInd w:val="0"/>
+        <w:textAlignment w:val="baseline"/>
+      </w:pPr>
+      <w:r>
+        <w:t xml:space="preserve">[x] </w:t>
+      </w:r>
+      <w:r>
+        <w:t>cystic fibrosis</w:t>
+      </w:r>
+    </w:p>
+    <w:p>
+      <w:pPr>
+        <w:numPr>
+          <w:ilvl w:val="0"/>
+          <w:numId w:val="28"/>
+        </w:numPr>
+        <w:overflowPunct w:val="0"/>
+        <w:autoSpaceDE w:val="0"/>
+        <w:autoSpaceDN w:val="0"/>
+        <w:adjustRightInd w:val="0"/>
+        <w:textAlignment w:val="baseline"/>
+      </w:pPr>
+      <w:r>
+        <w:t xml:space="preserve">[x] </w:t>
+      </w:r>
+      <w:r>
+        <w:t>intestinal parasite infections</w:t>
+      </w:r>
       <w:r>
         <w:t xml:space="preserve"> </w:t>
       </w:r>
-      <w:proofErr w:type="spellStart"/>
-      <w:r>
-        <w:t>disease</w:t>
-      </w:r>
-      <w:proofErr w:type="spellEnd"/>
     </w:p>
     <w:p>
       <w:pPr>
@@ -6458,7 +6823,10 @@
         <w:textAlignment w:val="baseline"/>
       </w:pPr>
       <w:r>
-        <w:t>cystic fibrosis</w:t>
+        <w:t xml:space="preserve">[ ] </w:t>
+      </w:r>
+      <w:r>
+        <w:t>rickets</w:t>
       </w:r>
     </w:p>
     <w:p>
@@ -6474,40 +6842,8 @@
         <w:textAlignment w:val="baseline"/>
       </w:pPr>
       <w:r>
-        <w:t>intestinal parasite infections</w:t>
-      </w:r>
-      <w:r>
-        <w:t xml:space="preserve"> </w:t>
-      </w:r>
-    </w:p>
-    <w:p>
-      <w:pPr>
-        <w:numPr>
-          <w:ilvl w:val="0"/>
-          <w:numId w:val="28"/>
-        </w:numPr>
-        <w:overflowPunct w:val="0"/>
-        <w:autoSpaceDE w:val="0"/>
-        <w:autoSpaceDN w:val="0"/>
-        <w:adjustRightInd w:val="0"/>
-        <w:textAlignment w:val="baseline"/>
-      </w:pPr>
-      <w:r>
-        <w:t>rickets</w:t>
-      </w:r>
-    </w:p>
-    <w:p>
-      <w:pPr>
-        <w:numPr>
-          <w:ilvl w:val="0"/>
-          <w:numId w:val="28"/>
-        </w:numPr>
-        <w:overflowPunct w:val="0"/>
-        <w:autoSpaceDE w:val="0"/>
-        <w:autoSpaceDN w:val="0"/>
-        <w:adjustRightInd w:val="0"/>
-        <w:textAlignment w:val="baseline"/>
-      </w:pPr>
+        <w:t xml:space="preserve">[ ] </w:t>
+      </w:r>
       <w:r>
         <w:t>cholecystitis</w:t>
       </w:r>
@@ -6585,6 +6921,9 @@
         <w:textAlignment w:val="baseline"/>
       </w:pPr>
       <w:r>
+        <w:t xml:space="preserve">[x] </w:t>
+      </w:r>
+      <w:r>
         <w:rPr>
           <w:lang w:val="en-US"/>
         </w:rPr>
@@ -6616,6 +6955,12 @@
         <w:rPr>
           <w:lang w:val="en-US"/>
         </w:rPr>
+        <w:t xml:space="preserve">[x] </w:t>
+      </w:r>
+      <w:r>
+        <w:rPr>
+          <w:lang w:val="en-US"/>
+        </w:rPr>
         <w:t xml:space="preserve">increased </w:t>
       </w:r>
       <w:r>
@@ -6647,6 +6992,9 @@
         </w:rPr>
       </w:pPr>
       <w:r>
+        <w:t xml:space="preserve">[ ] </w:t>
+      </w:r>
+      <w:r>
         <w:rPr>
           <w:lang w:val="en-US"/>
         </w:rPr>
@@ -6672,6 +7020,12 @@
         <w:rPr>
           <w:lang w:val="en-US"/>
         </w:rPr>
+        <w:t xml:space="preserve">[x] </w:t>
+      </w:r>
+      <w:r>
+        <w:rPr>
+          <w:lang w:val="en-US"/>
+        </w:rPr>
         <w:t>low mean corpuscular hemoglobin concentration (MCHC)</w:t>
       </w:r>
     </w:p>
@@ -6690,6 +7044,12 @@
           <w:lang w:val="en-US"/>
         </w:rPr>
       </w:pPr>
+      <w:r>
+        <w:rPr>
+          <w:lang w:val="en-US"/>
+        </w:rPr>
+        <w:t xml:space="preserve">[ ] </w:t>
+      </w:r>
       <w:r>
         <w:rPr>
           <w:lang w:val="en-US"/>
@@ -6856,6 +7216,9 @@
         <w:textAlignment w:val="baseline"/>
       </w:pPr>
       <w:r>
+        <w:t xml:space="preserve">[x] </w:t>
+      </w:r>
+      <w:r>
         <w:t>anisocytosis, microcytosis</w:t>
       </w:r>
     </w:p>
@@ -6879,6 +7242,12 @@
         <w:rPr>
           <w:lang w:val="en-US"/>
         </w:rPr>
+        <w:t xml:space="preserve">[ ] </w:t>
+      </w:r>
+      <w:r>
+        <w:rPr>
+          <w:lang w:val="en-US"/>
+        </w:rPr>
         <w:t xml:space="preserve">abnormal red blood cells named “target cells” </w:t>
       </w:r>
     </w:p>
@@ -6895,6 +7264,9 @@
         <w:textAlignment w:val="baseline"/>
       </w:pPr>
       <w:r>
+        <w:t xml:space="preserve">[ ] </w:t>
+      </w:r>
+      <w:r>
         <w:t>poikilocytosis</w:t>
       </w:r>
     </w:p>
@@ -6911,6 +7283,9 @@
         <w:textAlignment w:val="baseline"/>
       </w:pPr>
       <w:r>
+        <w:t xml:space="preserve">[x] </w:t>
+      </w:r>
+      <w:r>
         <w:t>spherocytosis</w:t>
       </w:r>
     </w:p>
@@ -6926,6 +7301,9 @@
         <w:adjustRightInd w:val="0"/>
         <w:textAlignment w:val="baseline"/>
       </w:pPr>
+      <w:r>
+        <w:t xml:space="preserve">[ ] </w:t>
+      </w:r>
       <w:r>
         <w:t>macrocytosis</w:t>
       </w:r>
@@ -6997,6 +7375,9 @@
         <w:textAlignment w:val="baseline"/>
       </w:pPr>
       <w:r>
+        <w:t xml:space="preserve">[x] </w:t>
+      </w:r>
+      <w:r>
         <w:t>acquired hemolytic anemia</w:t>
       </w:r>
     </w:p>
@@ -7013,6 +7394,9 @@
         <w:textAlignment w:val="baseline"/>
       </w:pPr>
       <w:r>
+        <w:t xml:space="preserve">[x] </w:t>
+      </w:r>
+      <w:r>
         <w:t>thalassemia</w:t>
       </w:r>
       <w:r>
@@ -7034,27 +7418,15 @@
         <w:adjustRightInd w:val="0"/>
         <w:textAlignment w:val="baseline"/>
       </w:pPr>
-      <w:proofErr w:type="spellStart"/>
-      <w:r>
-        <w:t>sickle</w:t>
-      </w:r>
-      <w:proofErr w:type="spellEnd"/>
-      <w:r>
-        <w:t xml:space="preserve"> </w:t>
-      </w:r>
-      <w:proofErr w:type="spellStart"/>
-      <w:r>
-        <w:t>cell</w:t>
-      </w:r>
-      <w:proofErr w:type="spellEnd"/>
-      <w:r>
-        <w:t xml:space="preserve"> </w:t>
-      </w:r>
-      <w:proofErr w:type="spellStart"/>
-      <w:r>
-        <w:t>anemia</w:t>
-      </w:r>
-      <w:proofErr w:type="spellEnd"/>
+      <w:r>
+        <w:t xml:space="preserve">[x] </w:t>
+      </w:r>
+      <w:r>
+        <w:t>sickle cell</w:t>
+      </w:r>
+      <w:r>
+        <w:t xml:space="preserve"> anemia</w:t>
+      </w:r>
     </w:p>
     <w:p>
       <w:pPr>
@@ -7069,6 +7441,9 @@
         <w:textAlignment w:val="baseline"/>
       </w:pPr>
       <w:r>
+        <w:t xml:space="preserve">[ ] </w:t>
+      </w:r>
+      <w:r>
         <w:t>hemophilia</w:t>
       </w:r>
     </w:p>
@@ -7084,6 +7459,9 @@
         <w:adjustRightInd w:val="0"/>
         <w:textAlignment w:val="baseline"/>
       </w:pPr>
+      <w:r>
+        <w:t xml:space="preserve">[ ] </w:t>
+      </w:r>
       <w:r>
         <w:t>Disseminated Intravascular Coagulation Syndrome</w:t>
       </w:r>
@@ -7139,6 +7517,7 @@
         <w:rPr>
           <w:lang w:val="en-US"/>
         </w:rPr>
+        <w:lastRenderedPageBreak/>
         <w:t xml:space="preserve">Enumerate </w:t>
       </w:r>
       <w:r>
@@ -7173,7 +7552,12 @@
         <w:rPr>
           <w:lang w:val="en-US"/>
         </w:rPr>
-        <w:lastRenderedPageBreak/>
+        <w:t xml:space="preserve">[x] </w:t>
+      </w:r>
+      <w:r>
+        <w:rPr>
+          <w:lang w:val="en-US"/>
+        </w:rPr>
         <w:t>develops in children fed with goat’s milk</w:t>
       </w:r>
     </w:p>
@@ -7196,6 +7580,12 @@
         <w:rPr>
           <w:lang w:val="en-US"/>
         </w:rPr>
+        <w:t xml:space="preserve">[x] </w:t>
+      </w:r>
+      <w:r>
+        <w:rPr>
+          <w:lang w:val="en-US"/>
+        </w:rPr>
         <w:t>may be seen in cases of malabsorption syndromes</w:t>
       </w:r>
     </w:p>
@@ -7218,6 +7608,12 @@
         <w:rPr>
           <w:lang w:val="en-US"/>
         </w:rPr>
+        <w:t xml:space="preserve">[x] </w:t>
+      </w:r>
+      <w:r>
+        <w:rPr>
+          <w:lang w:val="en-US"/>
+        </w:rPr>
         <w:t>may be caused by c</w:t>
       </w:r>
       <w:r>
@@ -7238,7 +7634,16 @@
         <w:autoSpaceDN w:val="0"/>
         <w:adjustRightInd w:val="0"/>
         <w:textAlignment w:val="baseline"/>
-      </w:pPr>
+        <w:rPr>
+          <w:lang w:val="en-US"/>
+        </w:rPr>
+      </w:pPr>
+      <w:r>
+        <w:rPr>
+          <w:lang w:val="en-US"/>
+        </w:rPr>
+        <w:t xml:space="preserve">[x] </w:t>
+      </w:r>
       <w:r>
         <w:rPr>
           <w:lang w:val="en-US"/>
@@ -7246,6 +7651,9 @@
         <w:t>o</w:t>
       </w:r>
       <w:r>
+        <w:rPr>
+          <w:lang w:val="en-US"/>
+        </w:rPr>
         <w:t>ften occurs during pregnancy</w:t>
       </w:r>
     </w:p>
@@ -7264,6 +7672,12 @@
           <w:lang w:val="en-US"/>
         </w:rPr>
       </w:pPr>
+      <w:r>
+        <w:rPr>
+          <w:lang w:val="en-US"/>
+        </w:rPr>
+        <w:t xml:space="preserve">[ ] </w:t>
+      </w:r>
       <w:r>
         <w:rPr>
           <w:lang w:val="en-US"/>
@@ -7435,21 +7849,7 @@
         <w:rPr>
           <w:lang w:val="en-US"/>
         </w:rPr>
-        <w:t xml:space="preserve">results – hemoglobin level 90 g/l; red blood cells 3.5 </w:t>
-      </w:r>
-      <w:proofErr w:type="spellStart"/>
-      <w:r>
-        <w:rPr>
-          <w:lang w:val="en-US"/>
-        </w:rPr>
-        <w:t>mln</w:t>
-      </w:r>
-      <w:proofErr w:type="spellEnd"/>
-      <w:r>
-        <w:rPr>
-          <w:lang w:val="en-US"/>
-        </w:rPr>
-        <w:t>/mm3; decreased mean corpuscular hemoglobin (MCH) and mean corpuscular hemoglobin concentration (MCHC). Enumerate correct statements regarding the diagnosis and recommendations for this child:</w:t>
+        <w:t>results – hemoglobin level 90 g/l; red blood cells 3.5 mln/mm3; decreased mean corpuscular hemoglobin (MCH) and mean corpuscular hemoglobin concentration (MCHC). Enumerate correct statements regarding the diagnosis and recommendations for this child:</w:t>
       </w:r>
     </w:p>
     <w:p>
@@ -7467,6 +7867,9 @@
         </w:rPr>
       </w:pPr>
       <w:r>
+        <w:t xml:space="preserve">[ ] </w:t>
+      </w:r>
+      <w:r>
         <w:rPr>
           <w:lang w:val="en-US"/>
         </w:rPr>
@@ -7488,6 +7891,9 @@
         </w:rPr>
       </w:pPr>
       <w:r>
+        <w:t xml:space="preserve">[x] </w:t>
+      </w:r>
+      <w:r>
         <w:rPr>
           <w:lang w:val="en-US"/>
         </w:rPr>
@@ -7509,6 +7915,9 @@
         </w:rPr>
       </w:pPr>
       <w:r>
+        <w:t xml:space="preserve">[x] </w:t>
+      </w:r>
+      <w:r>
         <w:rPr>
           <w:lang w:val="en-US"/>
         </w:rPr>
@@ -7533,6 +7942,12 @@
         <w:rPr>
           <w:lang w:val="en-US"/>
         </w:rPr>
+        <w:t xml:space="preserve">[x] </w:t>
+      </w:r>
+      <w:r>
+        <w:rPr>
+          <w:lang w:val="en-US"/>
+        </w:rPr>
         <w:t xml:space="preserve">is recommended to </w:t>
       </w:r>
       <w:r>
@@ -7562,6 +7977,12 @@
           <w:lang w:val="en-US"/>
         </w:rPr>
       </w:pPr>
+      <w:r>
+        <w:rPr>
+          <w:lang w:val="en-US"/>
+        </w:rPr>
+        <w:t xml:space="preserve">[x] </w:t>
+      </w:r>
       <w:r>
         <w:rPr>
           <w:lang w:val="en-US"/>
@@ -7674,21 +8095,7 @@
         <w:rPr>
           <w:lang w:val="en-US"/>
         </w:rPr>
-        <w:t xml:space="preserve">ount results – hemoglobin level 92 g/l; red blood cells 3.8 </w:t>
-      </w:r>
-      <w:proofErr w:type="spellStart"/>
-      <w:r>
-        <w:rPr>
-          <w:lang w:val="en-US"/>
-        </w:rPr>
-        <w:t>mln</w:t>
-      </w:r>
-      <w:proofErr w:type="spellEnd"/>
-      <w:r>
-        <w:rPr>
-          <w:lang w:val="en-US"/>
-        </w:rPr>
-        <w:t>/mm</w:t>
+        <w:t>ount results – hemoglobin level 92 g/l; red blood cells 3.8 mln/mm</w:t>
       </w:r>
       <w:r>
         <w:rPr>
@@ -7740,6 +8147,12 @@
         <w:rPr>
           <w:lang w:val="en-US"/>
         </w:rPr>
+        <w:t xml:space="preserve">[x] </w:t>
+      </w:r>
+      <w:r>
+        <w:rPr>
+          <w:lang w:val="en-US"/>
+        </w:rPr>
         <w:t>v</w:t>
       </w:r>
       <w:r>
@@ -7776,6 +8189,9 @@
         </w:rPr>
       </w:pPr>
       <w:r>
+        <w:t xml:space="preserve">[ ] </w:t>
+      </w:r>
+      <w:r>
         <w:rPr>
           <w:lang w:val="en-US"/>
         </w:rPr>
@@ -7812,6 +8228,12 @@
         <w:rPr>
           <w:lang w:val="en-US"/>
         </w:rPr>
+        <w:t xml:space="preserve">[ ] </w:t>
+      </w:r>
+      <w:r>
+        <w:rPr>
+          <w:lang w:val="en-US"/>
+        </w:rPr>
         <w:t>oral iron supplements should be administered for about 2 weeks</w:t>
       </w:r>
     </w:p>
@@ -7829,19 +8251,17 @@
           <w:lang w:val="en-US"/>
         </w:rPr>
       </w:pPr>
-      <w:proofErr w:type="gramStart"/>
-      <w:r>
-        <w:rPr>
-          <w:lang w:val="en-US"/>
-        </w:rPr>
-        <w:t>no</w:t>
-      </w:r>
-      <w:proofErr w:type="gramEnd"/>
-      <w:r>
-        <w:rPr>
-          <w:lang w:val="en-US"/>
-        </w:rPr>
-        <w:t xml:space="preserve"> oral iron supplements are needed </w:t>
+      <w:r>
+        <w:rPr>
+          <w:lang w:val="en-US"/>
+        </w:rPr>
+        <w:t xml:space="preserve">[ ] </w:t>
+      </w:r>
+      <w:r>
+        <w:rPr>
+          <w:lang w:val="en-US"/>
+        </w:rPr>
+        <w:t xml:space="preserve">no oral iron supplements are needed </w:t>
       </w:r>
     </w:p>
     <w:p>
@@ -7858,6 +8278,12 @@
           <w:lang w:val="en-US"/>
         </w:rPr>
       </w:pPr>
+      <w:r>
+        <w:rPr>
+          <w:lang w:val="en-US"/>
+        </w:rPr>
+        <w:t xml:space="preserve">[x] </w:t>
+      </w:r>
       <w:r>
         <w:rPr>
           <w:lang w:val="en-US"/>
@@ -7946,6 +8372,9 @@
         </w:rPr>
       </w:pPr>
       <w:r>
+        <w:t xml:space="preserve">[ ] </w:t>
+      </w:r>
+      <w:r>
         <w:rPr>
           <w:lang w:val="en-US"/>
         </w:rPr>
@@ -7971,6 +8400,12 @@
         <w:rPr>
           <w:lang w:val="en-US"/>
         </w:rPr>
+        <w:t xml:space="preserve">[x] </w:t>
+      </w:r>
+      <w:r>
+        <w:rPr>
+          <w:lang w:val="en-US"/>
+        </w:rPr>
         <w:t xml:space="preserve">dry </w:t>
       </w:r>
       <w:r>
@@ -8020,6 +8455,9 @@
         </w:rPr>
       </w:pPr>
       <w:r>
+        <w:t xml:space="preserve">[ ] </w:t>
+      </w:r>
+      <w:r>
         <w:rPr>
           <w:lang w:val="en-US"/>
         </w:rPr>
@@ -8051,6 +8489,12 @@
         <w:rPr>
           <w:lang w:val="en-US"/>
         </w:rPr>
+        <w:t xml:space="preserve">[x] </w:t>
+      </w:r>
+      <w:r>
+        <w:rPr>
+          <w:lang w:val="en-US"/>
+        </w:rPr>
         <w:t>decrease in</w:t>
       </w:r>
       <w:r>
@@ -8088,6 +8532,9 @@
         </w:rPr>
       </w:pPr>
       <w:r>
+        <w:t xml:space="preserve">[x] </w:t>
+      </w:r>
+      <w:r>
         <w:rPr>
           <w:lang w:val="en-US"/>
         </w:rPr>
@@ -8169,21 +8616,7 @@
         <w:rPr>
           <w:lang w:val="en-US"/>
         </w:rPr>
-        <w:t xml:space="preserve"> anemia is characteristic </w:t>
-      </w:r>
-      <w:proofErr w:type="gramStart"/>
-      <w:r>
-        <w:rPr>
-          <w:lang w:val="en-US"/>
-        </w:rPr>
-        <w:t>for</w:t>
-      </w:r>
-      <w:proofErr w:type="gramEnd"/>
-      <w:r>
-        <w:rPr>
-          <w:lang w:val="en-US"/>
-        </w:rPr>
-        <w:t>:</w:t>
+        <w:t xml:space="preserve"> anemia is characteristic for:</w:t>
       </w:r>
     </w:p>
     <w:p>
@@ -8199,6 +8632,9 @@
         <w:textAlignment w:val="baseline"/>
       </w:pPr>
       <w:r>
+        <w:t xml:space="preserve">[x] </w:t>
+      </w:r>
+      <w:r>
         <w:t>iron deficiency</w:t>
       </w:r>
     </w:p>
@@ -8215,6 +8651,9 @@
         <w:textAlignment w:val="baseline"/>
       </w:pPr>
       <w:r>
+        <w:t xml:space="preserve">[ ] </w:t>
+      </w:r>
+      <w:r>
         <w:t xml:space="preserve">vitamin </w:t>
       </w:r>
       <w:r>
@@ -8240,6 +8679,9 @@
         <w:textAlignment w:val="baseline"/>
       </w:pPr>
       <w:r>
+        <w:t xml:space="preserve">[x] </w:t>
+      </w:r>
+      <w:r>
         <w:t>lead poisoning</w:t>
       </w:r>
     </w:p>
@@ -8254,8 +8696,20 @@
         <w:autoSpaceDN w:val="0"/>
         <w:adjustRightInd w:val="0"/>
         <w:textAlignment w:val="baseline"/>
-      </w:pPr>
-      <w:r>
+        <w:rPr>
+          <w:lang w:val="en-US"/>
+        </w:rPr>
+      </w:pPr>
+      <w:r>
+        <w:rPr>
+          <w:lang w:val="en-US"/>
+        </w:rPr>
+        <w:t xml:space="preserve">[x] </w:t>
+      </w:r>
+      <w:r>
+        <w:rPr>
+          <w:lang w:val="en-US"/>
+        </w:rPr>
         <w:t>red cell membrane defects</w:t>
       </w:r>
     </w:p>
@@ -8271,6 +8725,9 @@
         <w:adjustRightInd w:val="0"/>
         <w:textAlignment w:val="baseline"/>
       </w:pPr>
+      <w:r>
+        <w:t xml:space="preserve">[x] </w:t>
+      </w:r>
       <w:r>
         <w:t>thalassemia traits</w:t>
       </w:r>
@@ -8328,19 +8785,11 @@
         </w:rPr>
         <w:t>M</w:t>
       </w:r>
-      <w:proofErr w:type="spellStart"/>
-      <w:r>
-        <w:rPr>
-          <w:lang w:val="en-US"/>
-        </w:rPr>
-        <w:t>acrocytic</w:t>
-      </w:r>
-      <w:proofErr w:type="spellEnd"/>
-      <w:r>
-        <w:rPr>
-          <w:lang w:val="en-US"/>
-        </w:rPr>
-        <w:t xml:space="preserve"> anemia is characteristic for:</w:t>
+      <w:r>
+        <w:rPr>
+          <w:lang w:val="en-US"/>
+        </w:rPr>
+        <w:t>acrocytic anemia is characteristic for:</w:t>
       </w:r>
     </w:p>
     <w:p>
@@ -8355,19 +8804,12 @@
         <w:adjustRightInd w:val="0"/>
         <w:textAlignment w:val="baseline"/>
       </w:pPr>
-      <w:proofErr w:type="spellStart"/>
-      <w:r>
-        <w:t>vitamin</w:t>
-      </w:r>
-      <w:proofErr w:type="spellEnd"/>
-      <w:r>
-        <w:t xml:space="preserve"> B12 </w:t>
-      </w:r>
-      <w:proofErr w:type="spellStart"/>
-      <w:r>
-        <w:t>deficiency</w:t>
-      </w:r>
-      <w:proofErr w:type="spellEnd"/>
+      <w:r>
+        <w:t xml:space="preserve">[x] </w:t>
+      </w:r>
+      <w:r>
+        <w:t>vitamin B12 deficiency</w:t>
+      </w:r>
     </w:p>
     <w:p>
       <w:pPr>
@@ -8382,6 +8824,9 @@
         <w:textAlignment w:val="baseline"/>
       </w:pPr>
       <w:r>
+        <w:t xml:space="preserve">[ ] </w:t>
+      </w:r>
+      <w:r>
         <w:t>thalassemia traits</w:t>
       </w:r>
     </w:p>
@@ -8397,19 +8842,12 @@
         <w:adjustRightInd w:val="0"/>
         <w:textAlignment w:val="baseline"/>
       </w:pPr>
-      <w:proofErr w:type="spellStart"/>
-      <w:r>
-        <w:t>Fanconi’s</w:t>
-      </w:r>
-      <w:proofErr w:type="spellEnd"/>
-      <w:r>
-        <w:t xml:space="preserve"> </w:t>
-      </w:r>
-      <w:proofErr w:type="spellStart"/>
-      <w:r>
-        <w:t>anemia</w:t>
-      </w:r>
-      <w:proofErr w:type="spellEnd"/>
+      <w:r>
+        <w:t xml:space="preserve">[x] </w:t>
+      </w:r>
+      <w:r>
+        <w:t>Fanconi’s anemia</w:t>
+      </w:r>
     </w:p>
     <w:p>
       <w:pPr>
@@ -8424,6 +8862,9 @@
         <w:textAlignment w:val="baseline"/>
       </w:pPr>
       <w:r>
+        <w:t xml:space="preserve">[x] </w:t>
+      </w:r>
+      <w:r>
         <w:t>folate deficiency</w:t>
       </w:r>
     </w:p>
@@ -8438,8 +8879,21 @@
         <w:autoSpaceDN w:val="0"/>
         <w:adjustRightInd w:val="0"/>
         <w:textAlignment w:val="baseline"/>
-      </w:pPr>
-      <w:r>
+        <w:rPr>
+          <w:lang w:val="en-US"/>
+        </w:rPr>
+      </w:pPr>
+      <w:r>
+        <w:rPr>
+          <w:lang w:val="en-US"/>
+        </w:rPr>
+        <w:lastRenderedPageBreak/>
+        <w:t xml:space="preserve">[ ] </w:t>
+      </w:r>
+      <w:r>
+        <w:rPr>
+          <w:lang w:val="en-US"/>
+        </w:rPr>
         <w:t xml:space="preserve">red blood cell enzyme defects </w:t>
       </w:r>
     </w:p>
@@ -8459,7 +8913,6 @@
           <w:b/>
           <w:lang w:val="en-US"/>
         </w:rPr>
-        <w:lastRenderedPageBreak/>
         <w:t>CM</w:t>
       </w:r>
     </w:p>
@@ -8506,21 +8959,7 @@
         <w:rPr>
           <w:lang w:val="en-US"/>
         </w:rPr>
-        <w:t xml:space="preserve">results – hemoglobin level 102 g/l; red blood cells 4.2 </w:t>
-      </w:r>
-      <w:proofErr w:type="spellStart"/>
-      <w:r>
-        <w:rPr>
-          <w:lang w:val="en-US"/>
-        </w:rPr>
-        <w:t>mln</w:t>
-      </w:r>
-      <w:proofErr w:type="spellEnd"/>
-      <w:r>
-        <w:rPr>
-          <w:lang w:val="en-US"/>
-        </w:rPr>
-        <w:t>/mm3; slightly decreased mean corpuscular hemoglobin (MCH) and mean corpuscular hemoglobin concentration (MCHC); serum iron level – 14 mcm/l. Enumerate correct statements regarding the diagnosis and recommendations for this child:</w:t>
+        <w:t>results – hemoglobin level 102 g/l; red blood cells 4.2 mln/mm3; slightly decreased mean corpuscular hemoglobin (MCH) and mean corpuscular hemoglobin concentration (MCHC); serum iron level – 14 mcm/l. Enumerate correct statements regarding the diagnosis and recommendations for this child:</w:t>
       </w:r>
     </w:p>
     <w:p>
@@ -8539,6 +8978,9 @@
         </w:rPr>
       </w:pPr>
       <w:r>
+        <w:t xml:space="preserve">[ ] </w:t>
+      </w:r>
+      <w:r>
         <w:rPr>
           <w:lang w:val="en-US"/>
         </w:rPr>
@@ -8561,6 +9003,9 @@
         </w:rPr>
       </w:pPr>
       <w:r>
+        <w:t xml:space="preserve">[x] </w:t>
+      </w:r>
+      <w:r>
         <w:rPr>
           <w:lang w:val="en-US"/>
         </w:rPr>
@@ -8586,6 +9031,12 @@
         <w:rPr>
           <w:lang w:val="en-US"/>
         </w:rPr>
+        <w:t xml:space="preserve">[x] </w:t>
+      </w:r>
+      <w:r>
+        <w:rPr>
+          <w:lang w:val="en-US"/>
+        </w:rPr>
         <w:t>Diversification</w:t>
       </w:r>
       <w:r>
@@ -8620,6 +9071,12 @@
         <w:rPr>
           <w:lang w:val="en-US"/>
         </w:rPr>
+        <w:t xml:space="preserve">[ ] </w:t>
+      </w:r>
+      <w:r>
+        <w:rPr>
+          <w:lang w:val="en-US"/>
+        </w:rPr>
         <w:t xml:space="preserve">intravenous </w:t>
       </w:r>
       <w:r>
@@ -8660,6 +9117,12 @@
         <w:rPr>
           <w:lang w:val="en-US"/>
         </w:rPr>
+        <w:t xml:space="preserve">[x] </w:t>
+      </w:r>
+      <w:r>
+        <w:rPr>
+          <w:lang w:val="en-US"/>
+        </w:rPr>
         <w:t xml:space="preserve">oral iron </w:t>
       </w:r>
       <w:r>
@@ -8807,6 +9270,12 @@
         <w:rPr>
           <w:lang w:val="en-US"/>
         </w:rPr>
+        <w:t xml:space="preserve">[x] </w:t>
+      </w:r>
+      <w:r>
+        <w:rPr>
+          <w:lang w:val="en-US"/>
+        </w:rPr>
         <w:t>oral iron preparations in a prophylactic dose of 1-2 mg/kg body weight daily</w:t>
       </w:r>
     </w:p>
@@ -8829,6 +9298,12 @@
         <w:rPr>
           <w:lang w:val="en-US"/>
         </w:rPr>
+        <w:t xml:space="preserve">[ ] </w:t>
+      </w:r>
+      <w:r>
+        <w:rPr>
+          <w:lang w:val="en-US"/>
+        </w:rPr>
         <w:t>oral iron preparations in the dose of 6 mg/kg body weight daily</w:t>
       </w:r>
     </w:p>
@@ -8847,19 +9322,17 @@
           <w:lang w:val="en-US"/>
         </w:rPr>
       </w:pPr>
-      <w:proofErr w:type="gramStart"/>
-      <w:r>
-        <w:rPr>
-          <w:lang w:val="en-US"/>
-        </w:rPr>
-        <w:t>the</w:t>
-      </w:r>
-      <w:proofErr w:type="gramEnd"/>
-      <w:r>
-        <w:rPr>
-          <w:lang w:val="en-US"/>
-        </w:rPr>
-        <w:t xml:space="preserve"> child does not need iron supplementation</w:t>
+      <w:r>
+        <w:rPr>
+          <w:lang w:val="en-US"/>
+        </w:rPr>
+        <w:t xml:space="preserve">[ ] </w:t>
+      </w:r>
+      <w:r>
+        <w:rPr>
+          <w:lang w:val="en-US"/>
+        </w:rPr>
+        <w:t>the child does not need iron supplementation</w:t>
       </w:r>
     </w:p>
     <w:p>
@@ -8881,6 +9354,12 @@
         <w:rPr>
           <w:lang w:val="en-US"/>
         </w:rPr>
+        <w:t xml:space="preserve">[ ] </w:t>
+      </w:r>
+      <w:r>
+        <w:rPr>
+          <w:lang w:val="en-US"/>
+        </w:rPr>
         <w:t>intravenous</w:t>
       </w:r>
       <w:r>
@@ -8905,6 +9384,12 @@
           <w:lang w:val="en-US"/>
         </w:rPr>
       </w:pPr>
+      <w:r>
+        <w:rPr>
+          <w:lang w:val="en-US"/>
+        </w:rPr>
+        <w:t xml:space="preserve">[x] </w:t>
+      </w:r>
       <w:r>
         <w:rPr>
           <w:lang w:val="en-US"/>
@@ -8963,7 +9448,19 @@
         <w:rPr>
           <w:lang w:val="en-US"/>
         </w:rPr>
-        <w:t xml:space="preserve">26) </w:t>
+        <w:t>2</w:t>
+      </w:r>
+      <w:r>
+        <w:rPr>
+          <w:lang w:val="en-US"/>
+        </w:rPr>
+        <w:t>5</w:t>
+      </w:r>
+      <w:r>
+        <w:rPr>
+          <w:lang w:val="en-US"/>
+        </w:rPr>
+        <w:t xml:space="preserve">) </w:t>
       </w:r>
       <w:r>
         <w:rPr>
@@ -9004,6 +9501,12 @@
         <w:rPr>
           <w:lang w:val="en-US"/>
         </w:rPr>
+        <w:t xml:space="preserve">[x] </w:t>
+      </w:r>
+      <w:r>
+        <w:rPr>
+          <w:lang w:val="en-US"/>
+        </w:rPr>
         <w:t>iron supplements are indicated to premature infants starting with the age of eight weeks</w:t>
       </w:r>
     </w:p>
@@ -9027,6 +9530,12 @@
         <w:rPr>
           <w:lang w:val="en-US"/>
         </w:rPr>
+        <w:t xml:space="preserve">[x] </w:t>
+      </w:r>
+      <w:r>
+        <w:rPr>
+          <w:lang w:val="en-US"/>
+        </w:rPr>
         <w:t>iron supplements are indicated for pregnant women with twin pregnancy</w:t>
       </w:r>
     </w:p>
@@ -9050,6 +9559,12 @@
         <w:rPr>
           <w:lang w:val="en-US"/>
         </w:rPr>
+        <w:t xml:space="preserve">[ ] </w:t>
+      </w:r>
+      <w:r>
+        <w:rPr>
+          <w:lang w:val="en-US"/>
+        </w:rPr>
         <w:t>Prophylactic</w:t>
       </w:r>
       <w:r>
@@ -9062,21 +9577,7 @@
         <w:rPr>
           <w:lang w:val="en-US"/>
         </w:rPr>
-        <w:t>oral iron supplement dose constitutes 6 mg/</w:t>
-      </w:r>
-      <w:proofErr w:type="gramStart"/>
-      <w:r>
-        <w:rPr>
-          <w:lang w:val="en-US"/>
-        </w:rPr>
-        <w:t>kg</w:t>
-      </w:r>
-      <w:proofErr w:type="gramEnd"/>
-      <w:r>
-        <w:rPr>
-          <w:lang w:val="en-US"/>
-        </w:rPr>
-        <w:t xml:space="preserve"> body weight daily</w:t>
+        <w:t>oral iron supplement dose constitutes 6 mg/kg body weight daily</w:t>
       </w:r>
     </w:p>
     <w:p>
@@ -9099,6 +9600,12 @@
         <w:rPr>
           <w:lang w:val="en-US"/>
         </w:rPr>
+        <w:t xml:space="preserve">[x] </w:t>
+      </w:r>
+      <w:r>
+        <w:rPr>
+          <w:lang w:val="en-US"/>
+        </w:rPr>
         <w:t>Prophylactic</w:t>
       </w:r>
       <w:r>
@@ -9111,21 +9618,7 @@
         <w:rPr>
           <w:lang w:val="en-US"/>
         </w:rPr>
-        <w:t xml:space="preserve">oral iron supplement </w:t>
-      </w:r>
-      <w:proofErr w:type="gramStart"/>
-      <w:r>
-        <w:rPr>
-          <w:lang w:val="en-US"/>
-        </w:rPr>
-        <w:t>dose constitutes</w:t>
-      </w:r>
-      <w:proofErr w:type="gramEnd"/>
-      <w:r>
-        <w:rPr>
-          <w:lang w:val="en-US"/>
-        </w:rPr>
-        <w:t xml:space="preserve"> 1-2 mg/kg body weight daily</w:t>
+        <w:t>oral iron supplement dose constitutes 1-2 mg/kg body weight daily</w:t>
       </w:r>
     </w:p>
     <w:p>
@@ -9148,6 +9641,12 @@
         <w:rPr>
           <w:lang w:val="en-US"/>
         </w:rPr>
+        <w:t xml:space="preserve">[ ] </w:t>
+      </w:r>
+      <w:r>
+        <w:rPr>
+          <w:lang w:val="en-US"/>
+        </w:rPr>
         <w:t xml:space="preserve">duration of iron prophylaxis </w:t>
       </w:r>
       <w:r>
@@ -9174,1364 +9673,15 @@
     </w:p>
     <w:p>
       <w:pPr>
-        <w:jc w:val="both"/>
-        <w:rPr>
-          <w:b/>
-          <w:lang w:val="en-US"/>
-        </w:rPr>
-      </w:pPr>
-    </w:p>
-    <w:p>
-      <w:pPr>
-        <w:ind w:left="360"/>
-        <w:jc w:val="center"/>
-        <w:rPr>
-          <w:b/>
-          <w:lang w:val="en-US"/>
-        </w:rPr>
-      </w:pPr>
-      <w:r>
-        <w:rPr>
-          <w:b/>
-          <w:lang w:val="en-US"/>
-        </w:rPr>
-        <w:t>IRON DEFICIENCY ANEMIA</w:t>
-      </w:r>
-    </w:p>
-    <w:p>
-      <w:pPr>
-        <w:ind w:left="360"/>
-        <w:jc w:val="center"/>
-        <w:rPr>
-          <w:b/>
-          <w:lang w:val="en-US"/>
-        </w:rPr>
-      </w:pPr>
-    </w:p>
-    <w:p>
-      <w:pPr>
-        <w:ind w:left="360"/>
-        <w:jc w:val="center"/>
-        <w:rPr>
-          <w:b/>
-          <w:i/>
-          <w:lang w:val="en-US"/>
-        </w:rPr>
-      </w:pPr>
-      <w:r>
-        <w:rPr>
-          <w:b/>
-          <w:i/>
-          <w:lang w:val="en-US"/>
-        </w:rPr>
-        <w:t>Single choice tests</w:t>
-      </w:r>
-    </w:p>
-    <w:p>
-      <w:pPr>
-        <w:numPr>
-          <w:ilvl w:val="0"/>
-          <w:numId w:val="11"/>
-        </w:numPr>
-        <w:jc w:val="both"/>
-        <w:rPr>
-          <w:lang w:val="en-US"/>
-        </w:rPr>
-      </w:pPr>
-      <w:r>
-        <w:rPr>
-          <w:lang w:val="en-US"/>
-        </w:rPr>
-        <w:t>E</w:t>
-      </w:r>
-    </w:p>
-    <w:p>
-      <w:pPr>
-        <w:numPr>
-          <w:ilvl w:val="0"/>
-          <w:numId w:val="11"/>
-        </w:numPr>
-        <w:jc w:val="both"/>
-        <w:rPr>
-          <w:lang w:val="en-US"/>
-        </w:rPr>
-      </w:pPr>
-      <w:r>
-        <w:rPr>
-          <w:lang w:val="en-US"/>
-        </w:rPr>
-        <w:t>C</w:t>
-      </w:r>
-    </w:p>
-    <w:p>
-      <w:pPr>
-        <w:numPr>
-          <w:ilvl w:val="0"/>
-          <w:numId w:val="11"/>
-        </w:numPr>
-        <w:jc w:val="both"/>
-        <w:rPr>
-          <w:lang w:val="en-US"/>
-        </w:rPr>
-      </w:pPr>
-      <w:r>
-        <w:rPr>
-          <w:lang w:val="en-US"/>
-        </w:rPr>
-        <w:t>B</w:t>
-      </w:r>
-    </w:p>
-    <w:p>
-      <w:pPr>
-        <w:numPr>
-          <w:ilvl w:val="0"/>
-          <w:numId w:val="11"/>
-        </w:numPr>
-        <w:jc w:val="both"/>
-        <w:rPr>
-          <w:lang w:val="en-US"/>
-        </w:rPr>
-      </w:pPr>
-      <w:r>
-        <w:rPr>
-          <w:lang w:val="en-US"/>
-        </w:rPr>
-        <w:t>C</w:t>
-      </w:r>
-    </w:p>
-    <w:p>
-      <w:pPr>
-        <w:numPr>
-          <w:ilvl w:val="0"/>
-          <w:numId w:val="11"/>
-        </w:numPr>
-        <w:jc w:val="both"/>
-        <w:rPr>
-          <w:lang w:val="en-US"/>
-        </w:rPr>
-      </w:pPr>
-      <w:r>
-        <w:rPr>
-          <w:lang w:val="en-US"/>
-        </w:rPr>
-        <w:t>E</w:t>
-      </w:r>
-    </w:p>
-    <w:p>
-      <w:pPr>
-        <w:numPr>
-          <w:ilvl w:val="0"/>
-          <w:numId w:val="11"/>
-        </w:numPr>
-        <w:jc w:val="both"/>
-        <w:rPr>
-          <w:lang w:val="en-US"/>
-        </w:rPr>
-      </w:pPr>
-      <w:r>
-        <w:rPr>
-          <w:lang w:val="en-US"/>
-        </w:rPr>
-        <w:t>D</w:t>
-      </w:r>
-    </w:p>
-    <w:p>
-      <w:pPr>
-        <w:numPr>
-          <w:ilvl w:val="0"/>
-          <w:numId w:val="11"/>
-        </w:numPr>
-        <w:jc w:val="both"/>
-        <w:rPr>
-          <w:lang w:val="en-US"/>
-        </w:rPr>
-      </w:pPr>
-      <w:r>
-        <w:rPr>
-          <w:lang w:val="en-US"/>
-        </w:rPr>
-        <w:t>B</w:t>
-      </w:r>
-    </w:p>
-    <w:p>
-      <w:pPr>
-        <w:numPr>
-          <w:ilvl w:val="0"/>
-          <w:numId w:val="11"/>
-        </w:numPr>
-        <w:jc w:val="both"/>
-        <w:rPr>
-          <w:lang w:val="en-US"/>
-        </w:rPr>
-      </w:pPr>
-      <w:r>
-        <w:rPr>
-          <w:lang w:val="en-US"/>
-        </w:rPr>
-        <w:t>A</w:t>
-      </w:r>
-    </w:p>
-    <w:p>
-      <w:pPr>
-        <w:numPr>
-          <w:ilvl w:val="0"/>
-          <w:numId w:val="11"/>
-        </w:numPr>
-        <w:jc w:val="both"/>
-        <w:rPr>
-          <w:lang w:val="en-US"/>
-        </w:rPr>
-      </w:pPr>
-      <w:r>
-        <w:rPr>
-          <w:lang w:val="en-US"/>
-        </w:rPr>
-        <w:t>E</w:t>
-      </w:r>
-    </w:p>
-    <w:p>
-      <w:pPr>
-        <w:numPr>
-          <w:ilvl w:val="0"/>
-          <w:numId w:val="11"/>
-        </w:numPr>
-        <w:jc w:val="both"/>
-        <w:rPr>
-          <w:lang w:val="en-US"/>
-        </w:rPr>
-      </w:pPr>
-      <w:r>
-        <w:rPr>
-          <w:lang w:val="en-US"/>
-        </w:rPr>
-        <w:t>D</w:t>
-      </w:r>
-    </w:p>
-    <w:p>
-      <w:pPr>
-        <w:numPr>
-          <w:ilvl w:val="0"/>
-          <w:numId w:val="11"/>
-        </w:numPr>
-        <w:jc w:val="both"/>
-        <w:rPr>
-          <w:lang w:val="en-US"/>
-        </w:rPr>
-      </w:pPr>
-      <w:r>
-        <w:rPr>
-          <w:lang w:val="en-US"/>
-        </w:rPr>
-        <w:t>E</w:t>
-      </w:r>
-    </w:p>
-    <w:p>
-      <w:pPr>
-        <w:numPr>
-          <w:ilvl w:val="0"/>
-          <w:numId w:val="11"/>
-        </w:numPr>
-        <w:jc w:val="both"/>
-        <w:rPr>
-          <w:lang w:val="en-US"/>
-        </w:rPr>
-      </w:pPr>
-      <w:r>
-        <w:rPr>
-          <w:lang w:val="en-US"/>
-        </w:rPr>
-        <w:t>E</w:t>
-      </w:r>
-    </w:p>
-    <w:p>
-      <w:pPr>
-        <w:numPr>
-          <w:ilvl w:val="0"/>
-          <w:numId w:val="11"/>
-        </w:numPr>
-        <w:jc w:val="both"/>
-        <w:rPr>
-          <w:lang w:val="en-US"/>
-        </w:rPr>
-      </w:pPr>
-      <w:r>
-        <w:rPr>
-          <w:lang w:val="en-US"/>
-        </w:rPr>
-        <w:t>B</w:t>
-      </w:r>
-    </w:p>
-    <w:p>
-      <w:pPr>
-        <w:numPr>
-          <w:ilvl w:val="0"/>
-          <w:numId w:val="11"/>
-        </w:numPr>
-        <w:jc w:val="both"/>
-        <w:rPr>
-          <w:lang w:val="en-US"/>
-        </w:rPr>
-      </w:pPr>
-      <w:r>
-        <w:rPr>
-          <w:lang w:val="en-US"/>
-        </w:rPr>
-        <w:t>C</w:t>
-      </w:r>
-    </w:p>
-    <w:p>
-      <w:pPr>
-        <w:jc w:val="both"/>
-        <w:rPr>
-          <w:b/>
-          <w:lang w:val="en-US"/>
-        </w:rPr>
-      </w:pPr>
-    </w:p>
-    <w:p>
-      <w:pPr>
-        <w:ind w:left="360"/>
-        <w:jc w:val="center"/>
-        <w:rPr>
-          <w:b/>
-          <w:i/>
-          <w:lang w:val="en-US"/>
-        </w:rPr>
-      </w:pPr>
-      <w:r>
-        <w:rPr>
-          <w:b/>
-          <w:i/>
-          <w:lang w:val="en-US"/>
-        </w:rPr>
-        <w:t>Multiple choice tests</w:t>
-      </w:r>
-    </w:p>
-    <w:p>
-      <w:pPr>
-        <w:numPr>
-          <w:ilvl w:val="0"/>
-          <w:numId w:val="12"/>
-        </w:numPr>
-        <w:jc w:val="both"/>
-        <w:rPr>
-          <w:lang w:val="en-US"/>
-        </w:rPr>
-      </w:pPr>
-      <w:r>
-        <w:rPr>
-          <w:lang w:val="en-US"/>
-        </w:rPr>
-        <w:t>A,</w:t>
-      </w:r>
-      <w:r>
-        <w:rPr>
-          <w:lang w:val="en-US"/>
-        </w:rPr>
-        <w:t xml:space="preserve"> </w:t>
-      </w:r>
-      <w:r>
-        <w:rPr>
-          <w:lang w:val="en-US"/>
-        </w:rPr>
-        <w:t>C,</w:t>
-      </w:r>
-      <w:r>
-        <w:rPr>
-          <w:lang w:val="en-US"/>
-        </w:rPr>
-        <w:t xml:space="preserve"> </w:t>
-      </w:r>
-      <w:r>
-        <w:rPr>
-          <w:lang w:val="en-US"/>
-        </w:rPr>
-        <w:t>D,</w:t>
-      </w:r>
-      <w:r>
-        <w:rPr>
-          <w:lang w:val="en-US"/>
-        </w:rPr>
-        <w:t xml:space="preserve"> </w:t>
-      </w:r>
-      <w:r>
-        <w:rPr>
-          <w:lang w:val="en-US"/>
-        </w:rPr>
-        <w:t>E</w:t>
-      </w:r>
-    </w:p>
-    <w:p>
-      <w:pPr>
-        <w:numPr>
-          <w:ilvl w:val="0"/>
-          <w:numId w:val="12"/>
-        </w:numPr>
-        <w:jc w:val="both"/>
-        <w:rPr>
-          <w:lang w:val="en-US"/>
-        </w:rPr>
-      </w:pPr>
-      <w:r>
-        <w:rPr>
-          <w:lang w:val="en-US"/>
-        </w:rPr>
-        <w:t>B,</w:t>
-      </w:r>
-      <w:r>
-        <w:rPr>
-          <w:lang w:val="en-US"/>
-        </w:rPr>
-        <w:t xml:space="preserve"> </w:t>
-      </w:r>
-      <w:r>
-        <w:rPr>
-          <w:lang w:val="en-US"/>
-        </w:rPr>
-        <w:t>D,</w:t>
-      </w:r>
-      <w:r>
-        <w:rPr>
-          <w:lang w:val="en-US"/>
-        </w:rPr>
-        <w:t xml:space="preserve"> </w:t>
-      </w:r>
-      <w:r>
-        <w:rPr>
-          <w:lang w:val="en-US"/>
-        </w:rPr>
-        <w:t>E</w:t>
-      </w:r>
-    </w:p>
-    <w:p>
-      <w:pPr>
-        <w:numPr>
-          <w:ilvl w:val="0"/>
-          <w:numId w:val="12"/>
-        </w:numPr>
-        <w:jc w:val="both"/>
-        <w:rPr>
-          <w:lang w:val="en-US"/>
-        </w:rPr>
-      </w:pPr>
-      <w:r>
-        <w:rPr>
-          <w:lang w:val="en-US"/>
-        </w:rPr>
-        <w:t>A,</w:t>
-      </w:r>
-      <w:r>
-        <w:rPr>
-          <w:lang w:val="en-US"/>
-        </w:rPr>
-        <w:t xml:space="preserve"> </w:t>
-      </w:r>
-      <w:r>
-        <w:rPr>
-          <w:lang w:val="en-US"/>
-        </w:rPr>
-        <w:t>C,</w:t>
-      </w:r>
-      <w:r>
-        <w:rPr>
-          <w:lang w:val="en-US"/>
-        </w:rPr>
-        <w:t xml:space="preserve"> </w:t>
-      </w:r>
-      <w:r>
-        <w:rPr>
-          <w:lang w:val="en-US"/>
-        </w:rPr>
-        <w:t>D</w:t>
-      </w:r>
-    </w:p>
-    <w:p>
-      <w:pPr>
-        <w:numPr>
-          <w:ilvl w:val="0"/>
-          <w:numId w:val="12"/>
-        </w:numPr>
-        <w:jc w:val="both"/>
-        <w:rPr>
-          <w:lang w:val="en-US"/>
-        </w:rPr>
-      </w:pPr>
-      <w:r>
-        <w:rPr>
-          <w:lang w:val="en-US"/>
-        </w:rPr>
-        <w:t>A,</w:t>
-      </w:r>
-      <w:r>
-        <w:rPr>
-          <w:lang w:val="en-US"/>
-        </w:rPr>
-        <w:t xml:space="preserve"> </w:t>
-      </w:r>
-      <w:r>
-        <w:rPr>
-          <w:lang w:val="en-US"/>
-        </w:rPr>
-        <w:t>B,</w:t>
-      </w:r>
-      <w:r>
-        <w:rPr>
-          <w:lang w:val="en-US"/>
-        </w:rPr>
-        <w:t xml:space="preserve"> </w:t>
-      </w:r>
-      <w:r>
-        <w:rPr>
-          <w:lang w:val="en-US"/>
-        </w:rPr>
-        <w:t>D,</w:t>
-      </w:r>
-      <w:r>
-        <w:rPr>
-          <w:lang w:val="en-US"/>
-        </w:rPr>
-        <w:t xml:space="preserve"> </w:t>
-      </w:r>
-      <w:r>
-        <w:rPr>
-          <w:lang w:val="en-US"/>
-        </w:rPr>
-        <w:t>E</w:t>
-      </w:r>
-    </w:p>
-    <w:p>
-      <w:pPr>
-        <w:numPr>
-          <w:ilvl w:val="0"/>
-          <w:numId w:val="12"/>
-        </w:numPr>
-        <w:jc w:val="both"/>
-        <w:rPr>
-          <w:lang w:val="en-US"/>
-        </w:rPr>
-      </w:pPr>
-      <w:r>
-        <w:rPr>
-          <w:lang w:val="en-US"/>
-        </w:rPr>
-        <w:lastRenderedPageBreak/>
-        <w:t>A,</w:t>
-      </w:r>
-      <w:r>
-        <w:rPr>
-          <w:lang w:val="en-US"/>
-        </w:rPr>
-        <w:t xml:space="preserve"> </w:t>
-      </w:r>
-      <w:r>
-        <w:rPr>
-          <w:lang w:val="en-US"/>
-        </w:rPr>
-        <w:t>D,</w:t>
-      </w:r>
-      <w:r>
-        <w:rPr>
-          <w:lang w:val="en-US"/>
-        </w:rPr>
-        <w:t xml:space="preserve"> </w:t>
-      </w:r>
-      <w:r>
-        <w:rPr>
-          <w:lang w:val="en-US"/>
-        </w:rPr>
-        <w:t>E</w:t>
-      </w:r>
-    </w:p>
-    <w:p>
-      <w:pPr>
-        <w:numPr>
-          <w:ilvl w:val="0"/>
-          <w:numId w:val="12"/>
-        </w:numPr>
-        <w:jc w:val="both"/>
-        <w:rPr>
-          <w:lang w:val="en-US"/>
-        </w:rPr>
-      </w:pPr>
-      <w:r>
-        <w:rPr>
-          <w:lang w:val="en-US"/>
-        </w:rPr>
-        <w:t>A,</w:t>
-      </w:r>
-      <w:r>
-        <w:rPr>
-          <w:lang w:val="en-US"/>
-        </w:rPr>
-        <w:t xml:space="preserve"> </w:t>
-      </w:r>
-      <w:r>
-        <w:rPr>
-          <w:lang w:val="en-US"/>
-        </w:rPr>
-        <w:t>C</w:t>
-      </w:r>
-    </w:p>
-    <w:p>
-      <w:pPr>
-        <w:numPr>
-          <w:ilvl w:val="0"/>
-          <w:numId w:val="12"/>
-        </w:numPr>
-        <w:jc w:val="both"/>
-        <w:rPr>
-          <w:lang w:val="en-US"/>
-        </w:rPr>
-      </w:pPr>
-      <w:r>
-        <w:rPr>
-          <w:lang w:val="en-US"/>
-        </w:rPr>
-        <w:t>B,</w:t>
-      </w:r>
-      <w:r>
-        <w:rPr>
-          <w:lang w:val="en-US"/>
-        </w:rPr>
-        <w:t xml:space="preserve"> </w:t>
-      </w:r>
-      <w:r>
-        <w:rPr>
-          <w:lang w:val="en-US"/>
-        </w:rPr>
-        <w:t>C,</w:t>
-      </w:r>
-      <w:r>
-        <w:rPr>
-          <w:lang w:val="en-US"/>
-        </w:rPr>
-        <w:t xml:space="preserve"> </w:t>
-      </w:r>
-      <w:r>
-        <w:rPr>
-          <w:lang w:val="en-US"/>
-        </w:rPr>
-        <w:t>D</w:t>
-      </w:r>
-    </w:p>
-    <w:p>
-      <w:pPr>
-        <w:numPr>
-          <w:ilvl w:val="0"/>
-          <w:numId w:val="12"/>
-        </w:numPr>
-        <w:jc w:val="both"/>
-        <w:rPr>
-          <w:lang w:val="en-US"/>
-        </w:rPr>
-      </w:pPr>
-      <w:r>
-        <w:rPr>
-          <w:lang w:val="en-US"/>
-        </w:rPr>
-        <w:t>A,</w:t>
-      </w:r>
-      <w:r>
-        <w:rPr>
-          <w:lang w:val="en-US"/>
-        </w:rPr>
-        <w:t xml:space="preserve"> </w:t>
-      </w:r>
-      <w:r>
-        <w:rPr>
-          <w:lang w:val="en-US"/>
-        </w:rPr>
-        <w:t>C</w:t>
-      </w:r>
-    </w:p>
-    <w:p>
-      <w:pPr>
-        <w:numPr>
-          <w:ilvl w:val="0"/>
-          <w:numId w:val="12"/>
-        </w:numPr>
-        <w:jc w:val="both"/>
-        <w:rPr>
-          <w:lang w:val="en-US"/>
-        </w:rPr>
-      </w:pPr>
-      <w:r>
-        <w:rPr>
-          <w:lang w:val="en-US"/>
-        </w:rPr>
-        <w:t>A,</w:t>
-      </w:r>
-      <w:r>
-        <w:rPr>
-          <w:lang w:val="en-US"/>
-        </w:rPr>
-        <w:t xml:space="preserve"> </w:t>
-      </w:r>
-      <w:r>
-        <w:rPr>
-          <w:lang w:val="en-US"/>
-        </w:rPr>
-        <w:t>C,</w:t>
-      </w:r>
-      <w:r>
-        <w:rPr>
-          <w:lang w:val="en-US"/>
-        </w:rPr>
-        <w:t xml:space="preserve"> </w:t>
-      </w:r>
-      <w:r>
-        <w:rPr>
-          <w:lang w:val="en-US"/>
-        </w:rPr>
-        <w:t>E</w:t>
-      </w:r>
-    </w:p>
-    <w:p>
-      <w:pPr>
-        <w:numPr>
-          <w:ilvl w:val="0"/>
-          <w:numId w:val="12"/>
-        </w:numPr>
-        <w:jc w:val="both"/>
-        <w:rPr>
-          <w:lang w:val="en-US"/>
-        </w:rPr>
-      </w:pPr>
-      <w:r>
-        <w:rPr>
-          <w:lang w:val="en-US"/>
-        </w:rPr>
-        <w:t>A,</w:t>
-      </w:r>
-      <w:r>
-        <w:rPr>
-          <w:lang w:val="en-US"/>
-        </w:rPr>
-        <w:t xml:space="preserve"> </w:t>
-      </w:r>
-      <w:r>
-        <w:rPr>
-          <w:lang w:val="en-US"/>
-        </w:rPr>
-        <w:t>D</w:t>
-      </w:r>
-    </w:p>
-    <w:p>
-      <w:pPr>
-        <w:numPr>
-          <w:ilvl w:val="0"/>
-          <w:numId w:val="12"/>
-        </w:numPr>
-        <w:jc w:val="both"/>
-        <w:rPr>
-          <w:lang w:val="en-US"/>
-        </w:rPr>
-      </w:pPr>
-      <w:r>
-        <w:rPr>
-          <w:lang w:val="en-US"/>
-        </w:rPr>
-        <w:t>A,</w:t>
-      </w:r>
-      <w:r>
-        <w:rPr>
-          <w:lang w:val="en-US"/>
-        </w:rPr>
-        <w:t xml:space="preserve"> </w:t>
-      </w:r>
-      <w:r>
-        <w:rPr>
-          <w:lang w:val="en-US"/>
-        </w:rPr>
-        <w:t>C,</w:t>
-      </w:r>
-      <w:r>
-        <w:rPr>
-          <w:lang w:val="en-US"/>
-        </w:rPr>
-        <w:t xml:space="preserve"> </w:t>
-      </w:r>
-      <w:r>
-        <w:rPr>
-          <w:lang w:val="en-US"/>
-        </w:rPr>
-        <w:t>E</w:t>
-      </w:r>
-    </w:p>
-    <w:p>
-      <w:pPr>
-        <w:numPr>
-          <w:ilvl w:val="0"/>
-          <w:numId w:val="12"/>
-        </w:numPr>
-        <w:jc w:val="both"/>
-        <w:rPr>
-          <w:lang w:val="en-US"/>
-        </w:rPr>
-      </w:pPr>
-      <w:r>
-        <w:rPr>
-          <w:lang w:val="en-US"/>
-        </w:rPr>
-        <w:t>B,</w:t>
-      </w:r>
-      <w:r>
-        <w:rPr>
-          <w:lang w:val="en-US"/>
-        </w:rPr>
-        <w:t xml:space="preserve"> </w:t>
-      </w:r>
-      <w:r>
-        <w:rPr>
-          <w:lang w:val="en-US"/>
-        </w:rPr>
-        <w:t>E</w:t>
-      </w:r>
-    </w:p>
-    <w:p>
-      <w:pPr>
-        <w:numPr>
-          <w:ilvl w:val="0"/>
-          <w:numId w:val="12"/>
-        </w:numPr>
-        <w:jc w:val="both"/>
-        <w:rPr>
-          <w:lang w:val="en-US"/>
-        </w:rPr>
-      </w:pPr>
-      <w:r>
-        <w:rPr>
-          <w:lang w:val="en-US"/>
-        </w:rPr>
-        <w:t>A,</w:t>
-      </w:r>
-      <w:r>
-        <w:rPr>
-          <w:lang w:val="en-US"/>
-        </w:rPr>
-        <w:t xml:space="preserve"> </w:t>
-      </w:r>
-      <w:r>
-        <w:rPr>
-          <w:lang w:val="en-US"/>
-        </w:rPr>
-        <w:t>B,</w:t>
-      </w:r>
-      <w:r>
-        <w:rPr>
-          <w:lang w:val="en-US"/>
-        </w:rPr>
-        <w:t xml:space="preserve"> </w:t>
-      </w:r>
-      <w:r>
-        <w:rPr>
-          <w:lang w:val="en-US"/>
-        </w:rPr>
-        <w:t>C</w:t>
-      </w:r>
-    </w:p>
-    <w:p>
-      <w:pPr>
-        <w:numPr>
-          <w:ilvl w:val="0"/>
-          <w:numId w:val="12"/>
-        </w:numPr>
-        <w:jc w:val="both"/>
-        <w:rPr>
-          <w:lang w:val="en-US"/>
-        </w:rPr>
-      </w:pPr>
-      <w:r>
-        <w:rPr>
-          <w:lang w:val="en-US"/>
-        </w:rPr>
-        <w:t>A,</w:t>
-      </w:r>
-      <w:r>
-        <w:rPr>
-          <w:lang w:val="en-US"/>
-        </w:rPr>
-        <w:t xml:space="preserve"> </w:t>
-      </w:r>
-      <w:r>
-        <w:rPr>
-          <w:lang w:val="en-US"/>
-        </w:rPr>
-        <w:t>B,</w:t>
-      </w:r>
-      <w:r>
-        <w:rPr>
-          <w:lang w:val="en-US"/>
-        </w:rPr>
-        <w:t xml:space="preserve"> </w:t>
-      </w:r>
-      <w:r>
-        <w:rPr>
-          <w:lang w:val="en-US"/>
-        </w:rPr>
-        <w:t>D</w:t>
-      </w:r>
-    </w:p>
-    <w:p>
-      <w:pPr>
-        <w:numPr>
-          <w:ilvl w:val="0"/>
-          <w:numId w:val="12"/>
-        </w:numPr>
-        <w:jc w:val="both"/>
-        <w:rPr>
-          <w:lang w:val="en-US"/>
-        </w:rPr>
-      </w:pPr>
-      <w:r>
-        <w:rPr>
-          <w:lang w:val="en-US"/>
-        </w:rPr>
-        <w:t>A,</w:t>
-      </w:r>
-      <w:r>
-        <w:rPr>
-          <w:lang w:val="en-US"/>
-        </w:rPr>
-        <w:t xml:space="preserve"> </w:t>
-      </w:r>
-      <w:r>
-        <w:rPr>
-          <w:lang w:val="en-US"/>
-        </w:rPr>
-        <w:t>C</w:t>
-      </w:r>
-    </w:p>
-    <w:p>
-      <w:pPr>
-        <w:numPr>
-          <w:ilvl w:val="0"/>
-          <w:numId w:val="12"/>
-        </w:numPr>
-        <w:jc w:val="both"/>
-        <w:rPr>
-          <w:lang w:val="en-US"/>
-        </w:rPr>
-      </w:pPr>
-      <w:r>
-        <w:rPr>
-          <w:lang w:val="en-US"/>
-        </w:rPr>
-        <w:t>A,</w:t>
-      </w:r>
-      <w:r>
-        <w:rPr>
-          <w:lang w:val="en-US"/>
-        </w:rPr>
-        <w:t xml:space="preserve"> </w:t>
-      </w:r>
-      <w:r>
-        <w:rPr>
-          <w:lang w:val="en-US"/>
-        </w:rPr>
-        <w:t>B,</w:t>
-      </w:r>
-      <w:r>
-        <w:rPr>
-          <w:lang w:val="en-US"/>
-        </w:rPr>
-        <w:t xml:space="preserve"> </w:t>
-      </w:r>
-      <w:r>
-        <w:rPr>
-          <w:lang w:val="en-US"/>
-        </w:rPr>
-        <w:t>C</w:t>
-      </w:r>
-    </w:p>
-    <w:p>
-      <w:pPr>
-        <w:numPr>
-          <w:ilvl w:val="0"/>
-          <w:numId w:val="12"/>
-        </w:numPr>
-        <w:jc w:val="both"/>
-        <w:rPr>
-          <w:lang w:val="en-US"/>
-        </w:rPr>
-      </w:pPr>
-      <w:r>
-        <w:rPr>
-          <w:lang w:val="en-US"/>
-        </w:rPr>
-        <w:t>A,</w:t>
-      </w:r>
-      <w:r>
-        <w:rPr>
-          <w:lang w:val="en-US"/>
-        </w:rPr>
-        <w:t xml:space="preserve"> </w:t>
-      </w:r>
-      <w:r>
-        <w:rPr>
-          <w:lang w:val="en-US"/>
-        </w:rPr>
-        <w:t>B,</w:t>
-      </w:r>
-      <w:r>
-        <w:rPr>
-          <w:lang w:val="en-US"/>
-        </w:rPr>
-        <w:t xml:space="preserve"> </w:t>
-      </w:r>
-      <w:r>
-        <w:rPr>
-          <w:lang w:val="en-US"/>
-        </w:rPr>
-        <w:t>C,</w:t>
-      </w:r>
-      <w:r>
-        <w:rPr>
-          <w:lang w:val="en-US"/>
-        </w:rPr>
-        <w:t xml:space="preserve"> </w:t>
-      </w:r>
-      <w:r>
-        <w:rPr>
-          <w:lang w:val="en-US"/>
-        </w:rPr>
-        <w:t>D</w:t>
-      </w:r>
-    </w:p>
-    <w:p>
-      <w:pPr>
-        <w:numPr>
-          <w:ilvl w:val="0"/>
-          <w:numId w:val="12"/>
-        </w:numPr>
-        <w:jc w:val="both"/>
-        <w:rPr>
-          <w:lang w:val="en-US"/>
-        </w:rPr>
-      </w:pPr>
-      <w:r>
-        <w:rPr>
-          <w:lang w:val="en-US"/>
-        </w:rPr>
-        <w:t>B,</w:t>
-      </w:r>
-      <w:r>
-        <w:rPr>
-          <w:lang w:val="en-US"/>
-        </w:rPr>
-        <w:t xml:space="preserve"> </w:t>
-      </w:r>
-      <w:r>
-        <w:rPr>
-          <w:lang w:val="en-US"/>
-        </w:rPr>
-        <w:t>C,</w:t>
-      </w:r>
-      <w:r>
-        <w:rPr>
-          <w:lang w:val="en-US"/>
-        </w:rPr>
-        <w:t xml:space="preserve"> </w:t>
-      </w:r>
-      <w:r>
-        <w:rPr>
-          <w:lang w:val="en-US"/>
-        </w:rPr>
-        <w:t>D,</w:t>
-      </w:r>
-      <w:r>
-        <w:rPr>
-          <w:lang w:val="en-US"/>
-        </w:rPr>
-        <w:t xml:space="preserve"> </w:t>
-      </w:r>
-      <w:r>
-        <w:rPr>
-          <w:lang w:val="en-US"/>
-        </w:rPr>
-        <w:t>E</w:t>
-      </w:r>
-    </w:p>
-    <w:p>
-      <w:pPr>
-        <w:numPr>
-          <w:ilvl w:val="0"/>
-          <w:numId w:val="12"/>
-        </w:numPr>
-        <w:jc w:val="both"/>
-        <w:rPr>
-          <w:lang w:val="en-US"/>
-        </w:rPr>
-      </w:pPr>
-      <w:r>
-        <w:rPr>
-          <w:lang w:val="en-US"/>
-        </w:rPr>
-        <w:t>A,</w:t>
-      </w:r>
-      <w:r>
-        <w:rPr>
-          <w:lang w:val="en-US"/>
-        </w:rPr>
-        <w:t xml:space="preserve"> </w:t>
-      </w:r>
-      <w:r>
-        <w:rPr>
-          <w:lang w:val="en-US"/>
-        </w:rPr>
-        <w:t>E</w:t>
-      </w:r>
-    </w:p>
-    <w:p>
-      <w:pPr>
-        <w:numPr>
-          <w:ilvl w:val="0"/>
-          <w:numId w:val="12"/>
-        </w:numPr>
-        <w:jc w:val="both"/>
-        <w:rPr>
-          <w:lang w:val="en-US"/>
-        </w:rPr>
-      </w:pPr>
-      <w:r>
-        <w:rPr>
-          <w:lang w:val="en-US"/>
-        </w:rPr>
-        <w:t>B,</w:t>
-      </w:r>
-      <w:r>
-        <w:rPr>
-          <w:lang w:val="en-US"/>
-        </w:rPr>
-        <w:t xml:space="preserve"> </w:t>
-      </w:r>
-      <w:r>
-        <w:rPr>
-          <w:lang w:val="en-US"/>
-        </w:rPr>
-        <w:t>D, E</w:t>
-      </w:r>
-    </w:p>
-    <w:p>
-      <w:pPr>
-        <w:numPr>
-          <w:ilvl w:val="0"/>
-          <w:numId w:val="12"/>
-        </w:numPr>
-        <w:jc w:val="both"/>
-        <w:rPr>
-          <w:lang w:val="en-US"/>
-        </w:rPr>
-      </w:pPr>
-      <w:r>
-        <w:rPr>
-          <w:lang w:val="en-US"/>
-        </w:rPr>
-        <w:t>A,</w:t>
-      </w:r>
-      <w:r>
-        <w:rPr>
-          <w:lang w:val="en-US"/>
-        </w:rPr>
-        <w:t xml:space="preserve"> </w:t>
-      </w:r>
-      <w:r>
-        <w:rPr>
-          <w:lang w:val="en-US"/>
-        </w:rPr>
-        <w:t>C,</w:t>
-      </w:r>
-      <w:r>
-        <w:rPr>
-          <w:lang w:val="en-US"/>
-        </w:rPr>
-        <w:t xml:space="preserve"> </w:t>
-      </w:r>
-      <w:r>
-        <w:rPr>
-          <w:lang w:val="en-US"/>
-        </w:rPr>
-        <w:t>D,</w:t>
-      </w:r>
-      <w:r>
-        <w:rPr>
-          <w:lang w:val="en-US"/>
-        </w:rPr>
-        <w:t xml:space="preserve"> </w:t>
-      </w:r>
-      <w:r>
-        <w:rPr>
-          <w:lang w:val="en-US"/>
-        </w:rPr>
-        <w:t>E</w:t>
-      </w:r>
-    </w:p>
-    <w:p>
-      <w:pPr>
-        <w:numPr>
-          <w:ilvl w:val="0"/>
-          <w:numId w:val="12"/>
-        </w:numPr>
-        <w:jc w:val="both"/>
-        <w:rPr>
-          <w:lang w:val="en-US"/>
-        </w:rPr>
-      </w:pPr>
-      <w:r>
-        <w:rPr>
-          <w:lang w:val="en-US"/>
-        </w:rPr>
-        <w:t>A,</w:t>
-      </w:r>
-      <w:r>
-        <w:rPr>
-          <w:lang w:val="en-US"/>
-        </w:rPr>
-        <w:t xml:space="preserve"> </w:t>
-      </w:r>
-      <w:r>
-        <w:rPr>
-          <w:lang w:val="en-US"/>
-        </w:rPr>
-        <w:t>C,</w:t>
-      </w:r>
-      <w:r>
-        <w:rPr>
-          <w:lang w:val="en-US"/>
-        </w:rPr>
-        <w:t xml:space="preserve"> </w:t>
-      </w:r>
-      <w:r>
-        <w:rPr>
-          <w:lang w:val="en-US"/>
-        </w:rPr>
-        <w:t>D</w:t>
-      </w:r>
-    </w:p>
-    <w:p>
-      <w:pPr>
-        <w:numPr>
-          <w:ilvl w:val="0"/>
-          <w:numId w:val="12"/>
-        </w:numPr>
-        <w:jc w:val="both"/>
-        <w:rPr>
-          <w:lang w:val="en-US"/>
-        </w:rPr>
-      </w:pPr>
-      <w:r>
-        <w:rPr>
-          <w:lang w:val="en-US"/>
-        </w:rPr>
-        <w:t>B,</w:t>
-      </w:r>
-      <w:r>
-        <w:rPr>
-          <w:lang w:val="en-US"/>
-        </w:rPr>
-        <w:t xml:space="preserve"> </w:t>
-      </w:r>
-      <w:r>
-        <w:rPr>
-          <w:lang w:val="en-US"/>
-        </w:rPr>
-        <w:t>C,</w:t>
-      </w:r>
-      <w:r>
-        <w:rPr>
-          <w:lang w:val="en-US"/>
-        </w:rPr>
-        <w:t xml:space="preserve"> </w:t>
-      </w:r>
-      <w:r>
-        <w:rPr>
-          <w:lang w:val="en-US"/>
-        </w:rPr>
-        <w:t>E</w:t>
-      </w:r>
-    </w:p>
-    <w:p>
-      <w:pPr>
-        <w:numPr>
-          <w:ilvl w:val="0"/>
-          <w:numId w:val="12"/>
-        </w:numPr>
-        <w:jc w:val="both"/>
-        <w:rPr>
-          <w:lang w:val="en-US"/>
-        </w:rPr>
-      </w:pPr>
-      <w:r>
-        <w:rPr>
-          <w:lang w:val="en-US"/>
-        </w:rPr>
-        <w:t>A,</w:t>
-      </w:r>
-      <w:r>
-        <w:rPr>
-          <w:lang w:val="en-US"/>
-        </w:rPr>
-        <w:t xml:space="preserve"> </w:t>
-      </w:r>
-      <w:r>
-        <w:rPr>
-          <w:lang w:val="en-US"/>
-        </w:rPr>
-        <w:t>E</w:t>
-      </w:r>
-    </w:p>
-    <w:p>
-      <w:pPr>
-        <w:numPr>
-          <w:ilvl w:val="0"/>
-          <w:numId w:val="12"/>
-        </w:numPr>
-        <w:jc w:val="both"/>
-        <w:rPr>
-          <w:lang w:val="en-US"/>
-        </w:rPr>
-      </w:pPr>
-      <w:r>
-        <w:rPr>
-          <w:lang w:val="en-US"/>
-        </w:rPr>
-        <w:t>A,</w:t>
-      </w:r>
-      <w:r>
-        <w:rPr>
-          <w:lang w:val="en-US"/>
-        </w:rPr>
-        <w:t xml:space="preserve"> </w:t>
-      </w:r>
-      <w:r>
-        <w:rPr>
-          <w:lang w:val="en-US"/>
-        </w:rPr>
-        <w:t>B,</w:t>
-      </w:r>
-      <w:r>
-        <w:rPr>
-          <w:lang w:val="en-US"/>
-        </w:rPr>
-        <w:t xml:space="preserve"> </w:t>
-      </w:r>
-      <w:r>
-        <w:rPr>
-          <w:lang w:val="en-US"/>
-        </w:rPr>
-        <w:t>D</w:t>
-      </w:r>
-    </w:p>
-    <w:p>
-      <w:pPr>
-        <w:ind w:left="360"/>
-        <w:jc w:val="center"/>
         <w:rPr>
           <w:lang w:val="en-US"/>
         </w:rPr>
       </w:pPr>
     </w:p>
     <w:sectPr>
+      <w:footerReference w:type="even" r:id="rId7"/>
+      <w:footerReference w:type="default" r:id="rId8"/>
+      <w:footerReference w:type="first" r:id="rId9"/>
       <w:pgSz w:w="12240" w:h="15840"/>
       <w:pgMar w:top="719" w:right="851" w:bottom="450" w:left="1134" w:header="720" w:footer="720" w:gutter="0"/>
       <w:cols w:space="720"/>
@@ -10539,6 +9689,74 @@
     </w:sectPr>
   </w:body>
 </w:document>
+</file>
+
+<file path=word/endnotes.xml><?xml version="1.0" encoding="utf-8"?>
+<w:endnotes xmlns:wpc="http://schemas.microsoft.com/office/word/2010/wordprocessingCanvas" xmlns:cx="http://schemas.microsoft.com/office/drawing/2014/chartex" xmlns:cx1="http://schemas.microsoft.com/office/drawing/2015/9/8/chartex" xmlns:cx2="http://schemas.microsoft.com/office/drawing/2015/10/21/chartex" xmlns:cx3="http://schemas.microsoft.com/office/drawing/2016/5/9/chartex" xmlns:cx4="http://schemas.microsoft.com/office/drawing/2016/5/10/chartex" xmlns:cx5="http://schemas.microsoft.com/office/drawing/2016/5/11/chartex" xmlns:cx6="http://schemas.microsoft.com/office/drawing/2016/5/12/chartex" xmlns:cx7="http://schemas.microsoft.com/office/drawing/2016/5/13/chartex" xmlns:cx8="http://schemas.microsoft.com/office/drawing/2016/5/14/chartex" xmlns:mc="http://schemas.openxmlformats.org/markup-compatibility/2006" xmlns:aink="http://schemas.microsoft.com/office/drawing/2016/ink" xmlns:am3d="http://schemas.microsoft.com/office/drawing/2017/model3d" xmlns:o="urn:schemas-microsoft-com:office:office" xmlns:oel="http://schemas.microsoft.com/office/2019/extlst" xmlns:r="http://schemas.openxmlformats.org/officeDocument/2006/relationships" xmlns:m="http://schemas.openxmlformats.org/officeDocument/2006/math" xmlns:v="urn:schemas-microsoft-com:vml" xmlns:wp14="http://schemas.microsoft.com/office/word/2010/wordprocessingDrawing" xmlns:wp="http://schemas.openxmlformats.org/drawingml/2006/wordprocessingDrawing" xmlns:w10="urn:schemas-microsoft-com:office:word" xmlns:w="http://schemas.openxmlformats.org/wordprocessingml/2006/main" xmlns:w14="http://schemas.microsoft.com/office/word/2010/wordml" xmlns:w15="http://schemas.microsoft.com/office/word/2012/wordml" xmlns:w16cex="http://schemas.microsoft.com/office/word/2018/wordml/cex" xmlns:w16cid="http://schemas.microsoft.com/office/word/2016/wordml/cid" xmlns:w16="http://schemas.microsoft.com/office/word/2018/wordml" xmlns:w16du="http://schemas.microsoft.com/office/word/2023/wordml/word16du" xmlns:w16sdtdh="http://schemas.microsoft.com/office/word/2020/wordml/sdtdatahash" xmlns:w16sdtfl="http://schemas.microsoft.com/office/word/2024/wordml/sdtformatlock" xmlns:w16se="http://schemas.microsoft.com/office/word/2015/wordml/symex" xmlns:wpg="http://schemas.microsoft.com/office/word/2010/wordprocessingGroup" xmlns:wpi="http://schemas.microsoft.com/office/word/2010/wordprocessingInk" xmlns:wne="http://schemas.microsoft.com/office/word/2006/wordml" xmlns:wps="http://schemas.microsoft.com/office/word/2010/wordprocessingShape" mc:Ignorable="w14 w15 w16se w16cid w16 w16cex w16sdtdh w16sdtfl w16du wp14">
+  <w:endnote w:type="separator" w:id="-1">
+    <w:p>
+      <w:r>
+        <w:separator/>
+      </w:r>
+    </w:p>
+  </w:endnote>
+  <w:endnote w:type="continuationSeparator" w:id="0">
+    <w:p>
+      <w:r>
+        <w:continuationSeparator/>
+      </w:r>
+    </w:p>
+  </w:endnote>
+</w:endnotes>
+</file>
+
+<file path=word/footer1.xml><?xml version="1.0" encoding="utf-8"?>
+<w:ftr xmlns:wpc="http://schemas.microsoft.com/office/word/2010/wordprocessingCanvas" xmlns:cx="http://schemas.microsoft.com/office/drawing/2014/chartex" xmlns:cx1="http://schemas.microsoft.com/office/drawing/2015/9/8/chartex" xmlns:cx2="http://schemas.microsoft.com/office/drawing/2015/10/21/chartex" xmlns:cx3="http://schemas.microsoft.com/office/drawing/2016/5/9/chartex" xmlns:cx4="http://schemas.microsoft.com/office/drawing/2016/5/10/chartex" xmlns:cx5="http://schemas.microsoft.com/office/drawing/2016/5/11/chartex" xmlns:cx6="http://schemas.microsoft.com/office/drawing/2016/5/12/chartex" xmlns:cx7="http://schemas.microsoft.com/office/drawing/2016/5/13/chartex" xmlns:cx8="http://schemas.microsoft.com/office/drawing/2016/5/14/chartex" xmlns:mc="http://schemas.openxmlformats.org/markup-compatibility/2006" xmlns:aink="http://schemas.microsoft.com/office/drawing/2016/ink" xmlns:am3d="http://schemas.microsoft.com/office/drawing/2017/model3d" xmlns:o="urn:schemas-microsoft-com:office:office" xmlns:oel="http://schemas.microsoft.com/office/2019/extlst" xmlns:r="http://schemas.openxmlformats.org/officeDocument/2006/relationships" xmlns:m="http://schemas.openxmlformats.org/officeDocument/2006/math" xmlns:v="urn:schemas-microsoft-com:vml" xmlns:wp14="http://schemas.microsoft.com/office/word/2010/wordprocessingDrawing" xmlns:wp="http://schemas.openxmlformats.org/drawingml/2006/wordprocessingDrawing" xmlns:w10="urn:schemas-microsoft-com:office:word" xmlns:w="http://schemas.openxmlformats.org/wordprocessingml/2006/main" xmlns:w14="http://schemas.microsoft.com/office/word/2010/wordml" xmlns:w15="http://schemas.microsoft.com/office/word/2012/wordml" xmlns:w16cex="http://schemas.microsoft.com/office/word/2018/wordml/cex" xmlns:w16cid="http://schemas.microsoft.com/office/word/2016/wordml/cid" xmlns:w16="http://schemas.microsoft.com/office/word/2018/wordml" xmlns:w16du="http://schemas.microsoft.com/office/word/2023/wordml/word16du" xmlns:w16sdtdh="http://schemas.microsoft.com/office/word/2020/wordml/sdtdatahash" xmlns:w16sdtfl="http://schemas.microsoft.com/office/word/2024/wordml/sdtformatlock" xmlns:w16se="http://schemas.microsoft.com/office/word/2015/wordml/symex" xmlns:wpg="http://schemas.microsoft.com/office/word/2010/wordprocessingGroup" xmlns:wpi="http://schemas.microsoft.com/office/word/2010/wordprocessingInk" xmlns:wne="http://schemas.microsoft.com/office/word/2006/wordml" xmlns:wps="http://schemas.microsoft.com/office/word/2010/wordprocessingShape" mc:Ignorable="w14 w15 w16se w16cid w16 w16cex w16sdtdh w16sdtfl w16du wp14">
+  <w:p>
+    <w:pPr>
+      <w:pStyle w:val="Pieddepage"/>
+    </w:pPr>
+  </w:p>
+</w:ftr>
+</file>
+
+<file path=word/footer2.xml><?xml version="1.0" encoding="utf-8"?>
+<w:ftr xmlns:wpc="http://schemas.microsoft.com/office/word/2010/wordprocessingCanvas" xmlns:cx="http://schemas.microsoft.com/office/drawing/2014/chartex" xmlns:cx1="http://schemas.microsoft.com/office/drawing/2015/9/8/chartex" xmlns:cx2="http://schemas.microsoft.com/office/drawing/2015/10/21/chartex" xmlns:cx3="http://schemas.microsoft.com/office/drawing/2016/5/9/chartex" xmlns:cx4="http://schemas.microsoft.com/office/drawing/2016/5/10/chartex" xmlns:cx5="http://schemas.microsoft.com/office/drawing/2016/5/11/chartex" xmlns:cx6="http://schemas.microsoft.com/office/drawing/2016/5/12/chartex" xmlns:cx7="http://schemas.microsoft.com/office/drawing/2016/5/13/chartex" xmlns:cx8="http://schemas.microsoft.com/office/drawing/2016/5/14/chartex" xmlns:mc="http://schemas.openxmlformats.org/markup-compatibility/2006" xmlns:aink="http://schemas.microsoft.com/office/drawing/2016/ink" xmlns:am3d="http://schemas.microsoft.com/office/drawing/2017/model3d" xmlns:o="urn:schemas-microsoft-com:office:office" xmlns:oel="http://schemas.microsoft.com/office/2019/extlst" xmlns:r="http://schemas.openxmlformats.org/officeDocument/2006/relationships" xmlns:m="http://schemas.openxmlformats.org/officeDocument/2006/math" xmlns:v="urn:schemas-microsoft-com:vml" xmlns:wp14="http://schemas.microsoft.com/office/word/2010/wordprocessingDrawing" xmlns:wp="http://schemas.openxmlformats.org/drawingml/2006/wordprocessingDrawing" xmlns:w10="urn:schemas-microsoft-com:office:word" xmlns:w="http://schemas.openxmlformats.org/wordprocessingml/2006/main" xmlns:w14="http://schemas.microsoft.com/office/word/2010/wordml" xmlns:w15="http://schemas.microsoft.com/office/word/2012/wordml" xmlns:w16cex="http://schemas.microsoft.com/office/word/2018/wordml/cex" xmlns:w16cid="http://schemas.microsoft.com/office/word/2016/wordml/cid" xmlns:w16="http://schemas.microsoft.com/office/word/2018/wordml" xmlns:w16du="http://schemas.microsoft.com/office/word/2023/wordml/word16du" xmlns:w16sdtdh="http://schemas.microsoft.com/office/word/2020/wordml/sdtdatahash" xmlns:w16sdtfl="http://schemas.microsoft.com/office/word/2024/wordml/sdtformatlock" xmlns:w16se="http://schemas.microsoft.com/office/word/2015/wordml/symex" xmlns:wpg="http://schemas.microsoft.com/office/word/2010/wordprocessingGroup" xmlns:wpi="http://schemas.microsoft.com/office/word/2010/wordprocessingInk" xmlns:wne="http://schemas.microsoft.com/office/word/2006/wordml" xmlns:wps="http://schemas.microsoft.com/office/word/2010/wordprocessingShape" mc:Ignorable="w14 w15 w16se w16cid w16 w16cex w16sdtdh w16sdtfl w16du wp14">
+  <w:p>
+    <w:pPr>
+      <w:pStyle w:val="Pieddepage"/>
+    </w:pPr>
+  </w:p>
+</w:ftr>
+</file>
+
+<file path=word/footer3.xml><?xml version="1.0" encoding="utf-8"?>
+<w:ftr xmlns:wpc="http://schemas.microsoft.com/office/word/2010/wordprocessingCanvas" xmlns:cx="http://schemas.microsoft.com/office/drawing/2014/chartex" xmlns:cx1="http://schemas.microsoft.com/office/drawing/2015/9/8/chartex" xmlns:cx2="http://schemas.microsoft.com/office/drawing/2015/10/21/chartex" xmlns:cx3="http://schemas.microsoft.com/office/drawing/2016/5/9/chartex" xmlns:cx4="http://schemas.microsoft.com/office/drawing/2016/5/10/chartex" xmlns:cx5="http://schemas.microsoft.com/office/drawing/2016/5/11/chartex" xmlns:cx6="http://schemas.microsoft.com/office/drawing/2016/5/12/chartex" xmlns:cx7="http://schemas.microsoft.com/office/drawing/2016/5/13/chartex" xmlns:cx8="http://schemas.microsoft.com/office/drawing/2016/5/14/chartex" xmlns:mc="http://schemas.openxmlformats.org/markup-compatibility/2006" xmlns:aink="http://schemas.microsoft.com/office/drawing/2016/ink" xmlns:am3d="http://schemas.microsoft.com/office/drawing/2017/model3d" xmlns:o="urn:schemas-microsoft-com:office:office" xmlns:oel="http://schemas.microsoft.com/office/2019/extlst" xmlns:r="http://schemas.openxmlformats.org/officeDocument/2006/relationships" xmlns:m="http://schemas.openxmlformats.org/officeDocument/2006/math" xmlns:v="urn:schemas-microsoft-com:vml" xmlns:wp14="http://schemas.microsoft.com/office/word/2010/wordprocessingDrawing" xmlns:wp="http://schemas.openxmlformats.org/drawingml/2006/wordprocessingDrawing" xmlns:w10="urn:schemas-microsoft-com:office:word" xmlns:w="http://schemas.openxmlformats.org/wordprocessingml/2006/main" xmlns:w14="http://schemas.microsoft.com/office/word/2010/wordml" xmlns:w15="http://schemas.microsoft.com/office/word/2012/wordml" xmlns:w16cex="http://schemas.microsoft.com/office/word/2018/wordml/cex" xmlns:w16cid="http://schemas.microsoft.com/office/word/2016/wordml/cid" xmlns:w16="http://schemas.microsoft.com/office/word/2018/wordml" xmlns:w16du="http://schemas.microsoft.com/office/word/2023/wordml/word16du" xmlns:w16sdtdh="http://schemas.microsoft.com/office/word/2020/wordml/sdtdatahash" xmlns:w16sdtfl="http://schemas.microsoft.com/office/word/2024/wordml/sdtformatlock" xmlns:w16se="http://schemas.microsoft.com/office/word/2015/wordml/symex" xmlns:wpg="http://schemas.microsoft.com/office/word/2010/wordprocessingGroup" xmlns:wpi="http://schemas.microsoft.com/office/word/2010/wordprocessingInk" xmlns:wne="http://schemas.microsoft.com/office/word/2006/wordml" xmlns:wps="http://schemas.microsoft.com/office/word/2010/wordprocessingShape" mc:Ignorable="w14 w15 w16se w16cid w16 w16cex w16sdtdh w16sdtfl w16du wp14">
+  <w:p>
+    <w:pPr>
+      <w:pStyle w:val="Pieddepage"/>
+    </w:pPr>
+  </w:p>
+</w:ftr>
+</file>
+
+<file path=word/footnotes.xml><?xml version="1.0" encoding="utf-8"?>
+<w:footnotes xmlns:wpc="http://schemas.microsoft.com/office/word/2010/wordprocessingCanvas" xmlns:cx="http://schemas.microsoft.com/office/drawing/2014/chartex" xmlns:cx1="http://schemas.microsoft.com/office/drawing/2015/9/8/chartex" xmlns:cx2="http://schemas.microsoft.com/office/drawing/2015/10/21/chartex" xmlns:cx3="http://schemas.microsoft.com/office/drawing/2016/5/9/chartex" xmlns:cx4="http://schemas.microsoft.com/office/drawing/2016/5/10/chartex" xmlns:cx5="http://schemas.microsoft.com/office/drawing/2016/5/11/chartex" xmlns:cx6="http://schemas.microsoft.com/office/drawing/2016/5/12/chartex" xmlns:cx7="http://schemas.microsoft.com/office/drawing/2016/5/13/chartex" xmlns:cx8="http://schemas.microsoft.com/office/drawing/2016/5/14/chartex" xmlns:mc="http://schemas.openxmlformats.org/markup-compatibility/2006" xmlns:aink="http://schemas.microsoft.com/office/drawing/2016/ink" xmlns:am3d="http://schemas.microsoft.com/office/drawing/2017/model3d" xmlns:o="urn:schemas-microsoft-com:office:office" xmlns:oel="http://schemas.microsoft.com/office/2019/extlst" xmlns:r="http://schemas.openxmlformats.org/officeDocument/2006/relationships" xmlns:m="http://schemas.openxmlformats.org/officeDocument/2006/math" xmlns:v="urn:schemas-microsoft-com:vml" xmlns:wp14="http://schemas.microsoft.com/office/word/2010/wordprocessingDrawing" xmlns:wp="http://schemas.openxmlformats.org/drawingml/2006/wordprocessingDrawing" xmlns:w10="urn:schemas-microsoft-com:office:word" xmlns:w="http://schemas.openxmlformats.org/wordprocessingml/2006/main" xmlns:w14="http://schemas.microsoft.com/office/word/2010/wordml" xmlns:w15="http://schemas.microsoft.com/office/word/2012/wordml" xmlns:w16cex="http://schemas.microsoft.com/office/word/2018/wordml/cex" xmlns:w16cid="http://schemas.microsoft.com/office/word/2016/wordml/cid" xmlns:w16="http://schemas.microsoft.com/office/word/2018/wordml" xmlns:w16du="http://schemas.microsoft.com/office/word/2023/wordml/word16du" xmlns:w16sdtdh="http://schemas.microsoft.com/office/word/2020/wordml/sdtdatahash" xmlns:w16sdtfl="http://schemas.microsoft.com/office/word/2024/wordml/sdtformatlock" xmlns:w16se="http://schemas.microsoft.com/office/word/2015/wordml/symex" xmlns:wpg="http://schemas.microsoft.com/office/word/2010/wordprocessingGroup" xmlns:wpi="http://schemas.microsoft.com/office/word/2010/wordprocessingInk" xmlns:wne="http://schemas.microsoft.com/office/word/2006/wordml" xmlns:wps="http://schemas.microsoft.com/office/word/2010/wordprocessingShape" mc:Ignorable="w14 w15 w16se w16cid w16 w16cex w16sdtdh w16sdtfl w16du wp14">
+  <w:footnote w:type="separator" w:id="-1">
+    <w:p>
+      <w:r>
+        <w:separator/>
+      </w:r>
+    </w:p>
+  </w:footnote>
+  <w:footnote w:type="continuationSeparator" w:id="0">
+    <w:p>
+      <w:r>
+        <w:continuationSeparator/>
+      </w:r>
+    </w:p>
+  </w:footnote>
+</w:footnotes>
 </file>
 
 <file path=word/numbering.xml><?xml version="1.0" encoding="utf-8"?>
@@ -13759,7 +12977,6 @@
   <w:style w:type="character" w:default="1" w:styleId="Policepardfaut">
     <w:name w:val="Default Paragraph Font"/>
     <w:uiPriority w:val="1"/>
-    <w:semiHidden/>
     <w:unhideWhenUsed/>
   </w:style>
   <w:style w:type="table" w:default="1" w:styleId="TableauNormal">
@@ -13825,6 +13042,28 @@
     <w:rPr>
       <w:color w:val="0000FF"/>
       <w:u w:val="single"/>
+    </w:rPr>
+  </w:style>
+  <w:style w:type="paragraph" w:styleId="Pieddepage">
+    <w:name w:val="footer"/>
+    <w:basedOn w:val="Normal"/>
+    <w:link w:val="PieddepageCar"/>
+    <w:rsid w:val="007B1941"/>
+    <w:pPr>
+      <w:tabs>
+        <w:tab w:val="center" w:pos="4536"/>
+        <w:tab w:val="right" w:pos="9072"/>
+      </w:tabs>
+    </w:pPr>
+  </w:style>
+  <w:style w:type="character" w:customStyle="1" w:styleId="PieddepageCar">
+    <w:name w:val="Pied de page Car"/>
+    <w:link w:val="Pieddepage"/>
+    <w:rsid w:val="007B1941"/>
+    <w:rPr>
+      <w:sz w:val="24"/>
+      <w:szCs w:val="24"/>
+      <w:lang w:val="ru-RU" w:eastAsia="ru-RU"/>
     </w:rPr>
   </w:style>
 </w:styles>
@@ -14143,4 +13382,10 @@
     </a:ext>
   </a:extLst>
 </a:theme>
+</file>
+
+<file path=docMetadata/LabelInfo.xml><?xml version="1.0" encoding="utf-8"?>
+<clbl:labelList xmlns:clbl="http://schemas.microsoft.com/office/2020/mipLabelMetadata">
+  <clbl:label id="{43c1c031-4620-46ba-8d17-94284d681a00}" enabled="1" method="Standard" siteId="{601e50db-f61c-4594-8e2e-260c58d3cfa1}" contentBits="2" removed="0"/>
+</clbl:labelList>
 </file>